--- a/business_documents/PECH_JOB_COMPLETION_REPORT.docx
+++ b/business_documents/PECH_JOB_COMPLETION_REPORT.docx
@@ -2,21 +2,108 @@
 <file path=word/document.xml><?xml version="1.0" encoding="utf-8"?>
 <w:document xmlns:w="http://schemas.openxmlformats.org/wordprocessingml/2006/main" xmlns:m="http://schemas.openxmlformats.org/officeDocument/2006/math" xmlns:r="http://schemas.openxmlformats.org/officeDocument/2006/relationships" xmlns:o="urn:schemas-microsoft-com:office:office" xmlns:v="urn:schemas-microsoft-com:vml" xmlns:w10="urn:schemas-microsoft-com:office:word" xmlns:a="http://schemas.openxmlformats.org/drawingml/2006/main" xmlns:pic="http://schemas.openxmlformats.org/drawingml/2006/picture" xmlns:wp="http://schemas.openxmlformats.org/drawingml/2006/wordprocessingDrawing">
   <w:body>
+    <w:p>
+      <w:pPr>
+        <w:pBdr>
+          <w:top w:val="single" w:sz="12" w:space="1" w:color="00BFFF"/>
+          <w:bottom w:val="single" w:sz="36" w:space="0" w:color="F5A623"/>
+        </w:pBdr>
+        <w:spacing w:before="0" w:after="240"/>
+      </w:pPr>
+    </w:p>
+    <w:p>
+      <w:pPr>
+        <w:pBdr>
+          <w:bottom w:val="single" w:sz="6" w:space="1" w:color="00BFFF"/>
+        </w:pBdr>
+        <w:spacing w:before="0" w:after="120"/>
+      </w:pPr>
+    </w:p>
+    <w:p>
+      <w:pPr>
+        <w:jc w:val="center"/>
+        <w:spacing w:before="0" w:after="60"/>
+      </w:pPr>
+      <w:r>
+        <w:rPr>
+          <w:i/>
+          <w:color w:val="E08A00"/>
+          <w:sz w:val="18"/>
+          <w:szCs w:val="18"/>
+        </w:rPr>
+        <w:t>Technology &amp; Infrastructure Enablers for Africa</w:t>
+      </w:r>
+    </w:p>
+    <w:p>
+      <w:pPr>
+        <w:jc w:val="center"/>
+        <w:spacing w:before="200" w:after="40"/>
+      </w:pPr>
+      <w:r>
+        <w:rPr>
+          <w:b/>
+          <w:color w:val="0099CC"/>
+          <w:sz w:val="28"/>
+          <w:szCs w:val="28"/>
+        </w:rPr>
+        <w:t>PECH GROUP HOLDINGS LTD</w:t>
+      </w:r>
+    </w:p>
+    <w:p>
+      <w:pPr>
+        <w:pBdr>
+          <w:top w:val="single" w:sz="36" w:space="0" w:color="F5A623"/>
+          <w:bottom w:val="single" w:sz="12" w:space="1" w:color="00BFFF"/>
+        </w:pBdr>
+        <w:spacing w:after="0"/>
+      </w:pPr>
+    </w:p>
     <w:bookmarkStart w:id="37" w:name="pech-group-holdings-ltd"/>
     <w:p>
       <w:pPr>
         <w:pStyle w:val="Heading1"/>
-      </w:pPr>
-      <w:r>
+        <w:rPr>
+          <w:color w:val="0099CC"/>
+        </w:rPr>
+        <w:pBdr>
+          <w:bottom w:val="single" w:sz="18" w:space="2" w:color="F5A623"/>
+        </w:pBdr>
+      </w:pPr>
+      <w:r>
+        <w:rPr>
+          <w:b/>
+          <w:color w:val="0099CC"/>
+          <w:sz w:val="44"/>
+        </w:rPr>
         <w:t xml:space="preserve">PECH GROUP HOLDINGS LTD</w:t>
       </w:r>
     </w:p>
     <w:bookmarkStart w:id="22" w:name="job-completion-report"/>
     <w:p>
       <w:pPr>
+        <w:pBdr>
+          <w:top w:val="single" w:sz="18" w:space="1" w:color="F5A623"/>
+          <w:bottom w:val="single" w:sz="6" w:space="1" w:color="0099CC"/>
+        </w:pBdr>
+        <w:spacing w:before="200" w:after="200"/>
+      </w:pPr>
+    </w:p>
+    <w:p>
+      <w:pPr>
         <w:pStyle w:val="Heading2"/>
-      </w:pPr>
-      <w:r>
+        <w:rPr>
+          <w:color w:val="0099CC"/>
+        </w:rPr>
+        <w:pBdr>
+          <w:bottom w:val="single" w:sz="6" w:space="2" w:color="00BFFF"/>
+        </w:pBdr>
+      </w:pPr>
+      <w:r>
+        <w:rPr>
+          <w:b/>
+          <w:color w:val="0099CC"/>
+          <w:sz w:val="32"/>
+        </w:rPr>
         <w:t xml:space="preserve">JOB COMPLETION REPORT</w:t>
       </w:r>
     </w:p>
@@ -24,8 +111,16 @@
     <w:p>
       <w:pPr>
         <w:pStyle w:val="Heading3"/>
-      </w:pPr>
-      <w:r>
+        <w:rPr>
+          <w:color w:val="E08A00"/>
+        </w:rPr>
+      </w:pPr>
+      <w:r>
+        <w:rPr>
+          <w:b/>
+          <w:color w:val="E08A00"/>
+          <w:sz w:val="26"/>
+        </w:rPr>
         <w:t xml:space="preserve">CONFIDENTIAL</w:t>
       </w:r>
     </w:p>
@@ -83,9 +178,29 @@
     <w:bookmarkStart w:id="23" w:name="report-details"/>
     <w:p>
       <w:pPr>
+        <w:pBdr>
+          <w:top w:val="single" w:sz="18" w:space="1" w:color="F5A623"/>
+          <w:bottom w:val="single" w:sz="6" w:space="1" w:color="0099CC"/>
+        </w:pBdr>
+        <w:spacing w:before="200" w:after="200"/>
+      </w:pPr>
+    </w:p>
+    <w:p>
+      <w:pPr>
         <w:pStyle w:val="Heading2"/>
-      </w:pPr>
-      <w:r>
+        <w:rPr>
+          <w:color w:val="0099CC"/>
+        </w:rPr>
+        <w:pBdr>
+          <w:bottom w:val="single" w:sz="6" w:space="2" w:color="00BFFF"/>
+        </w:pBdr>
+      </w:pPr>
+      <w:r>
+        <w:rPr>
+          <w:b/>
+          <w:color w:val="0099CC"/>
+          <w:sz w:val="32"/>
+        </w:rPr>
         <w:t xml:space="preserve">REPORT DETAILS</w:t>
       </w:r>
     </w:p>
@@ -95,6 +210,14 @@
         <w:tblW w:type="auto" w:w="0"/>
         <w:tblLook w:firstRow="1" w:lastRow="0" w:firstColumn="0" w:lastColumn="0" w:noHBand="0" w:noVBand="0" w:val="0020"/>
         <w:jc w:val="start"/>
+        <w:tblBorders>
+          <w:top w:val="single" w:sz="4" w:space="0" w:color="B0D4E8"/>
+          <w:left w:val="single" w:sz="4" w:space="0" w:color="B0D4E8"/>
+          <w:bottom w:val="single" w:sz="4" w:space="0" w:color="B0D4E8"/>
+          <w:right w:val="single" w:sz="4" w:space="0" w:color="B0D4E8"/>
+          <w:insideH w:val="single" w:sz="4" w:space="0" w:color="B0D4E8"/>
+          <w:insideV w:val="single" w:sz="4" w:space="0" w:color="B0D4E8"/>
+        </w:tblBorders>
       </w:tblPr>
       <w:tblGrid>
         <w:gridCol w:w="3960"/>
@@ -105,25 +228,39 @@
           <w:tblHeader w:val="true"/>
         </w:trPr>
         <w:tc>
-          <w:tcPr/>
-          <w:p>
-            <w:pPr>
-              <w:pStyle w:val="Compact"/>
-              <w:jc w:val="left"/>
-            </w:pPr>
-            <w:r>
+          <w:tcPr>
+            <w:shd w:fill="0099CC" w:val="clear"/>
+          </w:tcPr>
+          <w:p>
+            <w:pPr>
+              <w:pStyle w:val="Compact"/>
+              <w:jc w:val="left"/>
+            </w:pPr>
+            <w:r>
+              <w:rPr>
+                <w:b/>
+                <w:color w:val="FFFFFF"/>
+                <w:sz w:val="20"/>
+              </w:rPr>
               <w:t xml:space="preserve">Field</w:t>
             </w:r>
           </w:p>
         </w:tc>
         <w:tc>
-          <w:tcPr/>
-          <w:p>
-            <w:pPr>
-              <w:pStyle w:val="Compact"/>
-              <w:jc w:val="left"/>
-            </w:pPr>
-            <w:r>
+          <w:tcPr>
+            <w:shd w:fill="0099CC" w:val="clear"/>
+          </w:tcPr>
+          <w:p>
+            <w:pPr>
+              <w:pStyle w:val="Compact"/>
+              <w:jc w:val="left"/>
+            </w:pPr>
+            <w:r>
+              <w:rPr>
+                <w:b/>
+                <w:color w:val="FFFFFF"/>
+                <w:sz w:val="20"/>
+              </w:rPr>
               <w:t xml:space="preserve">Details</w:t>
             </w:r>
           </w:p>
@@ -131,7 +268,9 @@
       </w:tr>
       <w:tr>
         <w:tc>
-          <w:tcPr/>
+          <w:tcPr>
+            <w:shd w:fill="FFFFFF" w:val="clear"/>
+          </w:tcPr>
           <w:p>
             <w:pPr>
               <w:pStyle w:val="Compact"/>
@@ -141,19 +280,27 @@
               <w:rPr>
                 <w:bCs/>
                 <w:b/>
+                <w:color w:val="1A1A1A"/>
+                <w:sz w:val="19"/>
               </w:rPr>
               <w:t xml:space="preserve">Report Number:</w:t>
             </w:r>
           </w:p>
         </w:tc>
         <w:tc>
-          <w:tcPr/>
-          <w:p>
-            <w:pPr>
-              <w:pStyle w:val="Compact"/>
-              <w:jc w:val="left"/>
-            </w:pPr>
-            <w:r>
+          <w:tcPr>
+            <w:shd w:fill="FFFFFF" w:val="clear"/>
+          </w:tcPr>
+          <w:p>
+            <w:pPr>
+              <w:pStyle w:val="Compact"/>
+              <w:jc w:val="left"/>
+            </w:pPr>
+            <w:r>
+              <w:rPr>
+                <w:color w:val="1A1A1A"/>
+                <w:sz w:val="19"/>
+              </w:rPr>
               <w:t xml:space="preserve">JCR-________-________</w:t>
             </w:r>
           </w:p>
@@ -161,7 +308,9 @@
       </w:tr>
       <w:tr>
         <w:tc>
-          <w:tcPr/>
+          <w:tcPr>
+            <w:shd w:fill="E8F8FF" w:val="clear"/>
+          </w:tcPr>
           <w:p>
             <w:pPr>
               <w:pStyle w:val="Compact"/>
@@ -171,19 +320,27 @@
               <w:rPr>
                 <w:bCs/>
                 <w:b/>
+                <w:color w:val="1A1A1A"/>
+                <w:sz w:val="19"/>
               </w:rPr>
               <w:t xml:space="preserve">Date:</w:t>
             </w:r>
           </w:p>
         </w:tc>
         <w:tc>
-          <w:tcPr/>
-          <w:p>
-            <w:pPr>
-              <w:pStyle w:val="Compact"/>
-              <w:jc w:val="left"/>
-            </w:pPr>
-            <w:r>
+          <w:tcPr>
+            <w:shd w:fill="E8F8FF" w:val="clear"/>
+          </w:tcPr>
+          <w:p>
+            <w:pPr>
+              <w:pStyle w:val="Compact"/>
+              <w:jc w:val="left"/>
+            </w:pPr>
+            <w:r>
+              <w:rPr>
+                <w:color w:val="1A1A1A"/>
+                <w:sz w:val="19"/>
+              </w:rPr>
               <w:t xml:space="preserve">______ / ______ / __________ (DD/MM/YYYY)</w:t>
             </w:r>
           </w:p>
@@ -191,7 +348,9 @@
       </w:tr>
       <w:tr>
         <w:tc>
-          <w:tcPr/>
+          <w:tcPr>
+            <w:shd w:fill="FFFFFF" w:val="clear"/>
+          </w:tcPr>
           <w:p>
             <w:pPr>
               <w:pStyle w:val="Compact"/>
@@ -201,19 +360,27 @@
               <w:rPr>
                 <w:bCs/>
                 <w:b/>
+                <w:color w:val="1A1A1A"/>
+                <w:sz w:val="19"/>
               </w:rPr>
               <w:t xml:space="preserve">Work Order Reference:</w:t>
             </w:r>
           </w:p>
         </w:tc>
         <w:tc>
-          <w:tcPr/>
-          <w:p>
-            <w:pPr>
-              <w:pStyle w:val="Compact"/>
-              <w:jc w:val="left"/>
-            </w:pPr>
-            <w:r>
+          <w:tcPr>
+            <w:shd w:fill="FFFFFF" w:val="clear"/>
+          </w:tcPr>
+          <w:p>
+            <w:pPr>
+              <w:pStyle w:val="Compact"/>
+              <w:jc w:val="left"/>
+            </w:pPr>
+            <w:r>
+              <w:rPr>
+                <w:color w:val="1A1A1A"/>
+                <w:sz w:val="19"/>
+              </w:rPr>
               <w:t xml:space="preserve">WO-________-________</w:t>
             </w:r>
           </w:p>
@@ -221,7 +388,9 @@
       </w:tr>
       <w:tr>
         <w:tc>
-          <w:tcPr/>
+          <w:tcPr>
+            <w:shd w:fill="E8F8FF" w:val="clear"/>
+          </w:tcPr>
           <w:p>
             <w:pPr>
               <w:pStyle w:val="Compact"/>
@@ -231,19 +400,27 @@
               <w:rPr>
                 <w:bCs/>
                 <w:b/>
+                <w:color w:val="1A1A1A"/>
+                <w:sz w:val="19"/>
               </w:rPr>
               <w:t xml:space="preserve">Project Reference:</w:t>
             </w:r>
           </w:p>
         </w:tc>
         <w:tc>
-          <w:tcPr/>
-          <w:p>
-            <w:pPr>
-              <w:pStyle w:val="Compact"/>
-              <w:jc w:val="left"/>
-            </w:pPr>
-            <w:r>
+          <w:tcPr>
+            <w:shd w:fill="E8F8FF" w:val="clear"/>
+          </w:tcPr>
+          <w:p>
+            <w:pPr>
+              <w:pStyle w:val="Compact"/>
+              <w:jc w:val="left"/>
+            </w:pPr>
+            <w:r>
+              <w:rPr>
+                <w:color w:val="1A1A1A"/>
+                <w:sz w:val="19"/>
+              </w:rPr>
               <w:t xml:space="preserve">PRJ-________-________</w:t>
             </w:r>
           </w:p>
@@ -261,9 +438,29 @@
     <w:bookmarkStart w:id="24" w:name="client-project-information"/>
     <w:p>
       <w:pPr>
+        <w:pBdr>
+          <w:top w:val="single" w:sz="18" w:space="1" w:color="F5A623"/>
+          <w:bottom w:val="single" w:sz="6" w:space="1" w:color="0099CC"/>
+        </w:pBdr>
+        <w:spacing w:before="200" w:after="200"/>
+      </w:pPr>
+    </w:p>
+    <w:p>
+      <w:pPr>
         <w:pStyle w:val="Heading2"/>
-      </w:pPr>
-      <w:r>
+        <w:rPr>
+          <w:color w:val="0099CC"/>
+        </w:rPr>
+        <w:pBdr>
+          <w:bottom w:val="single" w:sz="6" w:space="2" w:color="00BFFF"/>
+        </w:pBdr>
+      </w:pPr>
+      <w:r>
+        <w:rPr>
+          <w:b/>
+          <w:color w:val="0099CC"/>
+          <w:sz w:val="32"/>
+        </w:rPr>
         <w:t xml:space="preserve">CLIENT / PROJECT INFORMATION</w:t>
       </w:r>
     </w:p>
@@ -273,6 +470,14 @@
         <w:tblW w:type="pct" w:w="5000"/>
         <w:tblLook w:firstRow="1" w:lastRow="0" w:firstColumn="0" w:lastColumn="0" w:noHBand="0" w:noVBand="0" w:val="0020"/>
         <w:jc w:val="start"/>
+        <w:tblBorders>
+          <w:top w:val="single" w:sz="4" w:space="0" w:color="B0D4E8"/>
+          <w:left w:val="single" w:sz="4" w:space="0" w:color="B0D4E8"/>
+          <w:bottom w:val="single" w:sz="4" w:space="0" w:color="B0D4E8"/>
+          <w:right w:val="single" w:sz="4" w:space="0" w:color="B0D4E8"/>
+          <w:insideH w:val="single" w:sz="4" w:space="0" w:color="B0D4E8"/>
+          <w:insideV w:val="single" w:sz="4" w:space="0" w:color="B0D4E8"/>
+        </w:tblBorders>
       </w:tblPr>
       <w:tblGrid>
         <w:gridCol w:w="3960"/>
@@ -283,25 +488,39 @@
           <w:tblHeader w:val="true"/>
         </w:trPr>
         <w:tc>
-          <w:tcPr/>
-          <w:p>
-            <w:pPr>
-              <w:pStyle w:val="Compact"/>
-              <w:jc w:val="left"/>
-            </w:pPr>
-            <w:r>
+          <w:tcPr>
+            <w:shd w:fill="0099CC" w:val="clear"/>
+          </w:tcPr>
+          <w:p>
+            <w:pPr>
+              <w:pStyle w:val="Compact"/>
+              <w:jc w:val="left"/>
+            </w:pPr>
+            <w:r>
+              <w:rPr>
+                <w:b/>
+                <w:color w:val="FFFFFF"/>
+                <w:sz w:val="20"/>
+              </w:rPr>
               <w:t xml:space="preserve">Field</w:t>
             </w:r>
           </w:p>
         </w:tc>
         <w:tc>
-          <w:tcPr/>
-          <w:p>
-            <w:pPr>
-              <w:pStyle w:val="Compact"/>
-              <w:jc w:val="left"/>
-            </w:pPr>
-            <w:r>
+          <w:tcPr>
+            <w:shd w:fill="0099CC" w:val="clear"/>
+          </w:tcPr>
+          <w:p>
+            <w:pPr>
+              <w:pStyle w:val="Compact"/>
+              <w:jc w:val="left"/>
+            </w:pPr>
+            <w:r>
+              <w:rPr>
+                <w:b/>
+                <w:color w:val="FFFFFF"/>
+                <w:sz w:val="20"/>
+              </w:rPr>
               <w:t xml:space="preserve">Details</w:t>
             </w:r>
           </w:p>
@@ -309,7 +528,9 @@
       </w:tr>
       <w:tr>
         <w:tc>
-          <w:tcPr/>
+          <w:tcPr>
+            <w:shd w:fill="FFFFFF" w:val="clear"/>
+          </w:tcPr>
           <w:p>
             <w:pPr>
               <w:pStyle w:val="Compact"/>
@@ -319,19 +540,27 @@
               <w:rPr>
                 <w:bCs/>
                 <w:b/>
+                <w:color w:val="1A1A1A"/>
+                <w:sz w:val="19"/>
               </w:rPr>
               <w:t xml:space="preserve">Client Name:</w:t>
             </w:r>
           </w:p>
         </w:tc>
         <w:tc>
-          <w:tcPr/>
-          <w:p>
-            <w:pPr>
-              <w:pStyle w:val="Compact"/>
-              <w:jc w:val="left"/>
-            </w:pPr>
-            <w:r>
+          <w:tcPr>
+            <w:shd w:fill="FFFFFF" w:val="clear"/>
+          </w:tcPr>
+          <w:p>
+            <w:pPr>
+              <w:pStyle w:val="Compact"/>
+              <w:jc w:val="left"/>
+            </w:pPr>
+            <w:r>
+              <w:rPr>
+                <w:color w:val="1A1A1A"/>
+                <w:sz w:val="19"/>
+              </w:rPr>
               <w:t xml:space="preserve">__________________________________________</w:t>
             </w:r>
           </w:p>
@@ -339,7 +568,9 @@
       </w:tr>
       <w:tr>
         <w:tc>
-          <w:tcPr/>
+          <w:tcPr>
+            <w:shd w:fill="E8F8FF" w:val="clear"/>
+          </w:tcPr>
           <w:p>
             <w:pPr>
               <w:pStyle w:val="Compact"/>
@@ -349,19 +580,27 @@
               <w:rPr>
                 <w:bCs/>
                 <w:b/>
+                <w:color w:val="1A1A1A"/>
+                <w:sz w:val="19"/>
               </w:rPr>
               <w:t xml:space="preserve">Company:</w:t>
             </w:r>
           </w:p>
         </w:tc>
         <w:tc>
-          <w:tcPr/>
-          <w:p>
-            <w:pPr>
-              <w:pStyle w:val="Compact"/>
-              <w:jc w:val="left"/>
-            </w:pPr>
-            <w:r>
+          <w:tcPr>
+            <w:shd w:fill="E8F8FF" w:val="clear"/>
+          </w:tcPr>
+          <w:p>
+            <w:pPr>
+              <w:pStyle w:val="Compact"/>
+              <w:jc w:val="left"/>
+            </w:pPr>
+            <w:r>
+              <w:rPr>
+                <w:color w:val="1A1A1A"/>
+                <w:sz w:val="19"/>
+              </w:rPr>
               <w:t xml:space="preserve">__________________________________________</w:t>
             </w:r>
           </w:p>
@@ -369,7 +608,9 @@
       </w:tr>
       <w:tr>
         <w:tc>
-          <w:tcPr/>
+          <w:tcPr>
+            <w:shd w:fill="FFFFFF" w:val="clear"/>
+          </w:tcPr>
           <w:p>
             <w:pPr>
               <w:pStyle w:val="Compact"/>
@@ -379,19 +620,27 @@
               <w:rPr>
                 <w:bCs/>
                 <w:b/>
+                <w:color w:val="1A1A1A"/>
+                <w:sz w:val="19"/>
               </w:rPr>
               <w:t xml:space="preserve">Project Name:</w:t>
             </w:r>
           </w:p>
         </w:tc>
         <w:tc>
-          <w:tcPr/>
-          <w:p>
-            <w:pPr>
-              <w:pStyle w:val="Compact"/>
-              <w:jc w:val="left"/>
-            </w:pPr>
-            <w:r>
+          <w:tcPr>
+            <w:shd w:fill="FFFFFF" w:val="clear"/>
+          </w:tcPr>
+          <w:p>
+            <w:pPr>
+              <w:pStyle w:val="Compact"/>
+              <w:jc w:val="left"/>
+            </w:pPr>
+            <w:r>
+              <w:rPr>
+                <w:color w:val="1A1A1A"/>
+                <w:sz w:val="19"/>
+              </w:rPr>
               <w:t xml:space="preserve">__________________________________________</w:t>
             </w:r>
           </w:p>
@@ -399,7 +648,9 @@
       </w:tr>
       <w:tr>
         <w:tc>
-          <w:tcPr/>
+          <w:tcPr>
+            <w:shd w:fill="E8F8FF" w:val="clear"/>
+          </w:tcPr>
           <w:p>
             <w:pPr>
               <w:pStyle w:val="Compact"/>
@@ -409,19 +660,27 @@
               <w:rPr>
                 <w:bCs/>
                 <w:b/>
+                <w:color w:val="1A1A1A"/>
+                <w:sz w:val="19"/>
               </w:rPr>
               <w:t xml:space="preserve">Site Address:</w:t>
             </w:r>
           </w:p>
         </w:tc>
         <w:tc>
-          <w:tcPr/>
-          <w:p>
-            <w:pPr>
-              <w:pStyle w:val="Compact"/>
-              <w:jc w:val="left"/>
-            </w:pPr>
-            <w:r>
+          <w:tcPr>
+            <w:shd w:fill="E8F8FF" w:val="clear"/>
+          </w:tcPr>
+          <w:p>
+            <w:pPr>
+              <w:pStyle w:val="Compact"/>
+              <w:jc w:val="left"/>
+            </w:pPr>
+            <w:r>
+              <w:rPr>
+                <w:color w:val="1A1A1A"/>
+                <w:sz w:val="19"/>
+              </w:rPr>
               <w:t xml:space="preserve">__________________________________________</w:t>
             </w:r>
           </w:p>
@@ -429,7 +688,9 @@
       </w:tr>
       <w:tr>
         <w:tc>
-          <w:tcPr/>
+          <w:tcPr>
+            <w:shd w:fill="FFFFFF" w:val="clear"/>
+          </w:tcPr>
           <w:p>
             <w:pPr>
               <w:pStyle w:val="Compact"/>
@@ -439,19 +700,27 @@
               <w:rPr>
                 <w:bCs/>
                 <w:b/>
+                <w:color w:val="1A1A1A"/>
+                <w:sz w:val="19"/>
               </w:rPr>
               <w:t xml:space="preserve">City / State:</w:t>
             </w:r>
           </w:p>
         </w:tc>
         <w:tc>
-          <w:tcPr/>
-          <w:p>
-            <w:pPr>
-              <w:pStyle w:val="Compact"/>
-              <w:jc w:val="left"/>
-            </w:pPr>
-            <w:r>
+          <w:tcPr>
+            <w:shd w:fill="FFFFFF" w:val="clear"/>
+          </w:tcPr>
+          <w:p>
+            <w:pPr>
+              <w:pStyle w:val="Compact"/>
+              <w:jc w:val="left"/>
+            </w:pPr>
+            <w:r>
+              <w:rPr>
+                <w:color w:val="1A1A1A"/>
+                <w:sz w:val="19"/>
+              </w:rPr>
               <w:t xml:space="preserve">__________________________________________</w:t>
             </w:r>
           </w:p>
@@ -459,7 +728,9 @@
       </w:tr>
       <w:tr>
         <w:tc>
-          <w:tcPr/>
+          <w:tcPr>
+            <w:shd w:fill="E8F8FF" w:val="clear"/>
+          </w:tcPr>
           <w:p>
             <w:pPr>
               <w:pStyle w:val="Compact"/>
@@ -469,19 +740,27 @@
               <w:rPr>
                 <w:bCs/>
                 <w:b/>
+                <w:color w:val="1A1A1A"/>
+                <w:sz w:val="19"/>
               </w:rPr>
               <w:t xml:space="preserve">Client Contact Person:</w:t>
             </w:r>
           </w:p>
         </w:tc>
         <w:tc>
-          <w:tcPr/>
-          <w:p>
-            <w:pPr>
-              <w:pStyle w:val="Compact"/>
-              <w:jc w:val="left"/>
-            </w:pPr>
-            <w:r>
+          <w:tcPr>
+            <w:shd w:fill="E8F8FF" w:val="clear"/>
+          </w:tcPr>
+          <w:p>
+            <w:pPr>
+              <w:pStyle w:val="Compact"/>
+              <w:jc w:val="left"/>
+            </w:pPr>
+            <w:r>
+              <w:rPr>
+                <w:color w:val="1A1A1A"/>
+                <w:sz w:val="19"/>
+              </w:rPr>
               <w:t xml:space="preserve">__________________________________________</w:t>
             </w:r>
           </w:p>
@@ -489,7 +768,9 @@
       </w:tr>
       <w:tr>
         <w:tc>
-          <w:tcPr/>
+          <w:tcPr>
+            <w:shd w:fill="FFFFFF" w:val="clear"/>
+          </w:tcPr>
           <w:p>
             <w:pPr>
               <w:pStyle w:val="Compact"/>
@@ -499,19 +780,27 @@
               <w:rPr>
                 <w:bCs/>
                 <w:b/>
+                <w:color w:val="1A1A1A"/>
+                <w:sz w:val="19"/>
               </w:rPr>
               <w:t xml:space="preserve">Client Phone:</w:t>
             </w:r>
           </w:p>
         </w:tc>
         <w:tc>
-          <w:tcPr/>
-          <w:p>
-            <w:pPr>
-              <w:pStyle w:val="Compact"/>
-              <w:jc w:val="left"/>
-            </w:pPr>
-            <w:r>
+          <w:tcPr>
+            <w:shd w:fill="FFFFFF" w:val="clear"/>
+          </w:tcPr>
+          <w:p>
+            <w:pPr>
+              <w:pStyle w:val="Compact"/>
+              <w:jc w:val="left"/>
+            </w:pPr>
+            <w:r>
+              <w:rPr>
+                <w:color w:val="1A1A1A"/>
+                <w:sz w:val="19"/>
+              </w:rPr>
               <w:t xml:space="preserve">__________________________________________</w:t>
             </w:r>
           </w:p>
@@ -529,9 +818,29 @@
     <w:bookmarkStart w:id="25" w:name="work-timeline"/>
     <w:p>
       <w:pPr>
+        <w:pBdr>
+          <w:top w:val="single" w:sz="18" w:space="1" w:color="F5A623"/>
+          <w:bottom w:val="single" w:sz="6" w:space="1" w:color="0099CC"/>
+        </w:pBdr>
+        <w:spacing w:before="200" w:after="200"/>
+      </w:pPr>
+    </w:p>
+    <w:p>
+      <w:pPr>
         <w:pStyle w:val="Heading2"/>
-      </w:pPr>
-      <w:r>
+        <w:rPr>
+          <w:color w:val="0099CC"/>
+        </w:rPr>
+        <w:pBdr>
+          <w:bottom w:val="single" w:sz="6" w:space="2" w:color="00BFFF"/>
+        </w:pBdr>
+      </w:pPr>
+      <w:r>
+        <w:rPr>
+          <w:b/>
+          <w:color w:val="0099CC"/>
+          <w:sz w:val="32"/>
+        </w:rPr>
         <w:t xml:space="preserve">WORK TIMELINE</w:t>
       </w:r>
     </w:p>
@@ -541,6 +850,14 @@
         <w:tblW w:type="pct" w:w="5000"/>
         <w:tblLook w:firstRow="1" w:lastRow="0" w:firstColumn="0" w:lastColumn="0" w:noHBand="0" w:noVBand="0" w:val="0020"/>
         <w:jc w:val="start"/>
+        <w:tblBorders>
+          <w:top w:val="single" w:sz="4" w:space="0" w:color="B0D4E8"/>
+          <w:left w:val="single" w:sz="4" w:space="0" w:color="B0D4E8"/>
+          <w:bottom w:val="single" w:sz="4" w:space="0" w:color="B0D4E8"/>
+          <w:right w:val="single" w:sz="4" w:space="0" w:color="B0D4E8"/>
+          <w:insideH w:val="single" w:sz="4" w:space="0" w:color="B0D4E8"/>
+          <w:insideV w:val="single" w:sz="4" w:space="0" w:color="B0D4E8"/>
+        </w:tblBorders>
       </w:tblPr>
       <w:tblGrid>
         <w:gridCol w:w="3960"/>
@@ -551,25 +868,39 @@
           <w:tblHeader w:val="true"/>
         </w:trPr>
         <w:tc>
-          <w:tcPr/>
-          <w:p>
-            <w:pPr>
-              <w:pStyle w:val="Compact"/>
-              <w:jc w:val="left"/>
-            </w:pPr>
-            <w:r>
+          <w:tcPr>
+            <w:shd w:fill="0099CC" w:val="clear"/>
+          </w:tcPr>
+          <w:p>
+            <w:pPr>
+              <w:pStyle w:val="Compact"/>
+              <w:jc w:val="left"/>
+            </w:pPr>
+            <w:r>
+              <w:rPr>
+                <w:b/>
+                <w:color w:val="FFFFFF"/>
+                <w:sz w:val="20"/>
+              </w:rPr>
               <w:t xml:space="preserve">Field</w:t>
             </w:r>
           </w:p>
         </w:tc>
         <w:tc>
-          <w:tcPr/>
-          <w:p>
-            <w:pPr>
-              <w:pStyle w:val="Compact"/>
-              <w:jc w:val="left"/>
-            </w:pPr>
-            <w:r>
+          <w:tcPr>
+            <w:shd w:fill="0099CC" w:val="clear"/>
+          </w:tcPr>
+          <w:p>
+            <w:pPr>
+              <w:pStyle w:val="Compact"/>
+              <w:jc w:val="left"/>
+            </w:pPr>
+            <w:r>
+              <w:rPr>
+                <w:b/>
+                <w:color w:val="FFFFFF"/>
+                <w:sz w:val="20"/>
+              </w:rPr>
               <w:t xml:space="preserve">Details</w:t>
             </w:r>
           </w:p>
@@ -577,7 +908,9 @@
       </w:tr>
       <w:tr>
         <w:tc>
-          <w:tcPr/>
+          <w:tcPr>
+            <w:shd w:fill="FFFFFF" w:val="clear"/>
+          </w:tcPr>
           <w:p>
             <w:pPr>
               <w:pStyle w:val="Compact"/>
@@ -587,19 +920,27 @@
               <w:rPr>
                 <w:bCs/>
                 <w:b/>
+                <w:color w:val="1A1A1A"/>
+                <w:sz w:val="19"/>
               </w:rPr>
               <w:t xml:space="preserve">Work Start Date:</w:t>
             </w:r>
           </w:p>
         </w:tc>
         <w:tc>
-          <w:tcPr/>
-          <w:p>
-            <w:pPr>
-              <w:pStyle w:val="Compact"/>
-              <w:jc w:val="left"/>
-            </w:pPr>
-            <w:r>
+          <w:tcPr>
+            <w:shd w:fill="FFFFFF" w:val="clear"/>
+          </w:tcPr>
+          <w:p>
+            <w:pPr>
+              <w:pStyle w:val="Compact"/>
+              <w:jc w:val="left"/>
+            </w:pPr>
+            <w:r>
+              <w:rPr>
+                <w:color w:val="1A1A1A"/>
+                <w:sz w:val="19"/>
+              </w:rPr>
               <w:t xml:space="preserve">______ / ______ / __________ (DD/MM/YYYY)</w:t>
             </w:r>
           </w:p>
@@ -607,7 +948,9 @@
       </w:tr>
       <w:tr>
         <w:tc>
-          <w:tcPr/>
+          <w:tcPr>
+            <w:shd w:fill="E8F8FF" w:val="clear"/>
+          </w:tcPr>
           <w:p>
             <w:pPr>
               <w:pStyle w:val="Compact"/>
@@ -617,19 +960,27 @@
               <w:rPr>
                 <w:bCs/>
                 <w:b/>
+                <w:color w:val="1A1A1A"/>
+                <w:sz w:val="19"/>
               </w:rPr>
               <w:t xml:space="preserve">Work Completion Date:</w:t>
             </w:r>
           </w:p>
         </w:tc>
         <w:tc>
-          <w:tcPr/>
-          <w:p>
-            <w:pPr>
-              <w:pStyle w:val="Compact"/>
-              <w:jc w:val="left"/>
-            </w:pPr>
-            <w:r>
+          <w:tcPr>
+            <w:shd w:fill="E8F8FF" w:val="clear"/>
+          </w:tcPr>
+          <w:p>
+            <w:pPr>
+              <w:pStyle w:val="Compact"/>
+              <w:jc w:val="left"/>
+            </w:pPr>
+            <w:r>
+              <w:rPr>
+                <w:color w:val="1A1A1A"/>
+                <w:sz w:val="19"/>
+              </w:rPr>
               <w:t xml:space="preserve">______ / ______ / __________ (DD/MM/YYYY)</w:t>
             </w:r>
           </w:p>
@@ -637,7 +988,9 @@
       </w:tr>
       <w:tr>
         <w:tc>
-          <w:tcPr/>
+          <w:tcPr>
+            <w:shd w:fill="FFFFFF" w:val="clear"/>
+          </w:tcPr>
           <w:p>
             <w:pPr>
               <w:pStyle w:val="Compact"/>
@@ -647,19 +1000,27 @@
               <w:rPr>
                 <w:bCs/>
                 <w:b/>
+                <w:color w:val="1A1A1A"/>
+                <w:sz w:val="19"/>
               </w:rPr>
               <w:t xml:space="preserve">Total Duration (Days):</w:t>
             </w:r>
           </w:p>
         </w:tc>
         <w:tc>
-          <w:tcPr/>
-          <w:p>
-            <w:pPr>
-              <w:pStyle w:val="Compact"/>
-              <w:jc w:val="left"/>
-            </w:pPr>
-            <w:r>
+          <w:tcPr>
+            <w:shd w:fill="FFFFFF" w:val="clear"/>
+          </w:tcPr>
+          <w:p>
+            <w:pPr>
+              <w:pStyle w:val="Compact"/>
+              <w:jc w:val="left"/>
+            </w:pPr>
+            <w:r>
+              <w:rPr>
+                <w:color w:val="1A1A1A"/>
+                <w:sz w:val="19"/>
+              </w:rPr>
               <w:t xml:space="preserve">__________________________________________</w:t>
             </w:r>
           </w:p>
@@ -667,7 +1028,9 @@
       </w:tr>
       <w:tr>
         <w:tc>
-          <w:tcPr/>
+          <w:tcPr>
+            <w:shd w:fill="E8F8FF" w:val="clear"/>
+          </w:tcPr>
           <w:p>
             <w:pPr>
               <w:pStyle w:val="Compact"/>
@@ -677,19 +1040,27 @@
               <w:rPr>
                 <w:bCs/>
                 <w:b/>
+                <w:color w:val="1A1A1A"/>
+                <w:sz w:val="19"/>
               </w:rPr>
               <w:t xml:space="preserve">Total Labor Hours:</w:t>
             </w:r>
           </w:p>
         </w:tc>
         <w:tc>
-          <w:tcPr/>
-          <w:p>
-            <w:pPr>
-              <w:pStyle w:val="Compact"/>
-              <w:jc w:val="left"/>
-            </w:pPr>
-            <w:r>
+          <w:tcPr>
+            <w:shd w:fill="E8F8FF" w:val="clear"/>
+          </w:tcPr>
+          <w:p>
+            <w:pPr>
+              <w:pStyle w:val="Compact"/>
+              <w:jc w:val="left"/>
+            </w:pPr>
+            <w:r>
+              <w:rPr>
+                <w:color w:val="1A1A1A"/>
+                <w:sz w:val="19"/>
+              </w:rPr>
               <w:t xml:space="preserve">__________________________________________</w:t>
             </w:r>
           </w:p>
@@ -707,9 +1078,29 @@
     <w:bookmarkStart w:id="26" w:name="scope-of-work"/>
     <w:p>
       <w:pPr>
+        <w:pBdr>
+          <w:top w:val="single" w:sz="18" w:space="1" w:color="F5A623"/>
+          <w:bottom w:val="single" w:sz="6" w:space="1" w:color="0099CC"/>
+        </w:pBdr>
+        <w:spacing w:before="200" w:after="200"/>
+      </w:pPr>
+    </w:p>
+    <w:p>
+      <w:pPr>
         <w:pStyle w:val="Heading2"/>
-      </w:pPr>
-      <w:r>
+        <w:rPr>
+          <w:color w:val="0099CC"/>
+        </w:rPr>
+        <w:pBdr>
+          <w:bottom w:val="single" w:sz="6" w:space="2" w:color="00BFFF"/>
+        </w:pBdr>
+      </w:pPr>
+      <w:r>
+        <w:rPr>
+          <w:b/>
+          <w:color w:val="0099CC"/>
+          <w:sz w:val="32"/>
+        </w:rPr>
         <w:t xml:space="preserve">SCOPE OF WORK</w:t>
       </w:r>
     </w:p>
@@ -816,9 +1207,29 @@
     <w:bookmarkStart w:id="27" w:name="materials-parts-used"/>
     <w:p>
       <w:pPr>
+        <w:pBdr>
+          <w:top w:val="single" w:sz="18" w:space="1" w:color="F5A623"/>
+          <w:bottom w:val="single" w:sz="6" w:space="1" w:color="0099CC"/>
+        </w:pBdr>
+        <w:spacing w:before="200" w:after="200"/>
+      </w:pPr>
+    </w:p>
+    <w:p>
+      <w:pPr>
         <w:pStyle w:val="Heading2"/>
-      </w:pPr>
-      <w:r>
+        <w:rPr>
+          <w:color w:val="0099CC"/>
+        </w:rPr>
+        <w:pBdr>
+          <w:bottom w:val="single" w:sz="6" w:space="2" w:color="00BFFF"/>
+        </w:pBdr>
+      </w:pPr>
+      <w:r>
+        <w:rPr>
+          <w:b/>
+          <w:color w:val="0099CC"/>
+          <w:sz w:val="32"/>
+        </w:rPr>
         <w:t xml:space="preserve">MATERIALS / PARTS USED</w:t>
       </w:r>
     </w:p>
@@ -828,6 +1239,14 @@
         <w:tblW w:type="pct" w:w="5000"/>
         <w:tblLook w:firstRow="1" w:lastRow="0" w:firstColumn="0" w:lastColumn="0" w:noHBand="0" w:noVBand="0" w:val="0020"/>
         <w:jc w:val="start"/>
+        <w:tblBorders>
+          <w:top w:val="single" w:sz="4" w:space="0" w:color="B0D4E8"/>
+          <w:left w:val="single" w:sz="4" w:space="0" w:color="B0D4E8"/>
+          <w:bottom w:val="single" w:sz="4" w:space="0" w:color="B0D4E8"/>
+          <w:right w:val="single" w:sz="4" w:space="0" w:color="B0D4E8"/>
+          <w:insideH w:val="single" w:sz="4" w:space="0" w:color="B0D4E8"/>
+          <w:insideV w:val="single" w:sz="4" w:space="0" w:color="B0D4E8"/>
+        </w:tblBorders>
       </w:tblPr>
       <w:tblGrid>
         <w:gridCol w:w="1320"/>
@@ -842,73 +1261,115 @@
           <w:tblHeader w:val="true"/>
         </w:trPr>
         <w:tc>
-          <w:tcPr/>
-          <w:p>
-            <w:pPr>
-              <w:pStyle w:val="Compact"/>
-              <w:jc w:val="left"/>
-            </w:pPr>
-            <w:r>
+          <w:tcPr>
+            <w:shd w:fill="0099CC" w:val="clear"/>
+          </w:tcPr>
+          <w:p>
+            <w:pPr>
+              <w:pStyle w:val="Compact"/>
+              <w:jc w:val="left"/>
+            </w:pPr>
+            <w:r>
+              <w:rPr>
+                <w:b/>
+                <w:color w:val="FFFFFF"/>
+                <w:sz w:val="20"/>
+              </w:rPr>
               <w:t xml:space="preserve">S/N</w:t>
             </w:r>
           </w:p>
         </w:tc>
         <w:tc>
-          <w:tcPr/>
-          <w:p>
-            <w:pPr>
-              <w:pStyle w:val="Compact"/>
-              <w:jc w:val="left"/>
-            </w:pPr>
-            <w:r>
+          <w:tcPr>
+            <w:shd w:fill="0099CC" w:val="clear"/>
+          </w:tcPr>
+          <w:p>
+            <w:pPr>
+              <w:pStyle w:val="Compact"/>
+              <w:jc w:val="left"/>
+            </w:pPr>
+            <w:r>
+              <w:rPr>
+                <w:b/>
+                <w:color w:val="FFFFFF"/>
+                <w:sz w:val="20"/>
+              </w:rPr>
               <w:t xml:space="preserve">Item Description</w:t>
             </w:r>
           </w:p>
         </w:tc>
         <w:tc>
-          <w:tcPr/>
-          <w:p>
-            <w:pPr>
-              <w:pStyle w:val="Compact"/>
-              <w:jc w:val="left"/>
-            </w:pPr>
-            <w:r>
+          <w:tcPr>
+            <w:shd w:fill="0099CC" w:val="clear"/>
+          </w:tcPr>
+          <w:p>
+            <w:pPr>
+              <w:pStyle w:val="Compact"/>
+              <w:jc w:val="left"/>
+            </w:pPr>
+            <w:r>
+              <w:rPr>
+                <w:b/>
+                <w:color w:val="FFFFFF"/>
+                <w:sz w:val="20"/>
+              </w:rPr>
               <w:t xml:space="preserve">Part/Model No.</w:t>
             </w:r>
           </w:p>
         </w:tc>
         <w:tc>
-          <w:tcPr/>
-          <w:p>
-            <w:pPr>
-              <w:pStyle w:val="Compact"/>
-              <w:jc w:val="left"/>
-            </w:pPr>
-            <w:r>
+          <w:tcPr>
+            <w:shd w:fill="0099CC" w:val="clear"/>
+          </w:tcPr>
+          <w:p>
+            <w:pPr>
+              <w:pStyle w:val="Compact"/>
+              <w:jc w:val="left"/>
+            </w:pPr>
+            <w:r>
+              <w:rPr>
+                <w:b/>
+                <w:color w:val="FFFFFF"/>
+                <w:sz w:val="20"/>
+              </w:rPr>
               <w:t xml:space="preserve">Qty Used</w:t>
             </w:r>
           </w:p>
         </w:tc>
         <w:tc>
-          <w:tcPr/>
-          <w:p>
-            <w:pPr>
-              <w:pStyle w:val="Compact"/>
-              <w:jc w:val="left"/>
-            </w:pPr>
-            <w:r>
+          <w:tcPr>
+            <w:shd w:fill="0099CC" w:val="clear"/>
+          </w:tcPr>
+          <w:p>
+            <w:pPr>
+              <w:pStyle w:val="Compact"/>
+              <w:jc w:val="left"/>
+            </w:pPr>
+            <w:r>
+              <w:rPr>
+                <w:b/>
+                <w:color w:val="FFFFFF"/>
+                <w:sz w:val="20"/>
+              </w:rPr>
               <w:t xml:space="preserve">Unit Cost (₦)</w:t>
             </w:r>
           </w:p>
         </w:tc>
         <w:tc>
-          <w:tcPr/>
-          <w:p>
-            <w:pPr>
-              <w:pStyle w:val="Compact"/>
-              <w:jc w:val="left"/>
-            </w:pPr>
-            <w:r>
+          <w:tcPr>
+            <w:shd w:fill="0099CC" w:val="clear"/>
+          </w:tcPr>
+          <w:p>
+            <w:pPr>
+              <w:pStyle w:val="Compact"/>
+              <w:jc w:val="left"/>
+            </w:pPr>
+            <w:r>
+              <w:rPr>
+                <w:b/>
+                <w:color w:val="FFFFFF"/>
+                <w:sz w:val="20"/>
+              </w:rPr>
               <w:t xml:space="preserve">Total Cost (₦)</w:t>
             </w:r>
           </w:p>
@@ -916,267 +1377,347 @@
       </w:tr>
       <w:tr>
         <w:tc>
-          <w:tcPr/>
-          <w:p>
-            <w:pPr>
-              <w:pStyle w:val="Compact"/>
-              <w:jc w:val="left"/>
-            </w:pPr>
-            <w:r>
+          <w:tcPr>
+            <w:shd w:fill="FFFFFF" w:val="clear"/>
+          </w:tcPr>
+          <w:p>
+            <w:pPr>
+              <w:pStyle w:val="Compact"/>
+              <w:jc w:val="left"/>
+            </w:pPr>
+            <w:r>
+              <w:rPr>
+                <w:color w:val="1A1A1A"/>
+                <w:sz w:val="19"/>
+              </w:rPr>
               <w:t xml:space="preserve">1</w:t>
             </w:r>
           </w:p>
         </w:tc>
         <w:tc>
-          <w:tcPr/>
-          <w:p>
-            <w:pPr>
-              <w:pStyle w:val="Compact"/>
-            </w:pPr>
-          </w:p>
-        </w:tc>
-        <w:tc>
-          <w:tcPr/>
-          <w:p>
-            <w:pPr>
-              <w:pStyle w:val="Compact"/>
-            </w:pPr>
-          </w:p>
-        </w:tc>
-        <w:tc>
-          <w:tcPr/>
-          <w:p>
-            <w:pPr>
-              <w:pStyle w:val="Compact"/>
-            </w:pPr>
-          </w:p>
-        </w:tc>
-        <w:tc>
-          <w:tcPr/>
-          <w:p>
-            <w:pPr>
-              <w:pStyle w:val="Compact"/>
-            </w:pPr>
-          </w:p>
-        </w:tc>
-        <w:tc>
-          <w:tcPr/>
-          <w:p>
-            <w:pPr>
-              <w:pStyle w:val="Compact"/>
-            </w:pPr>
-          </w:p>
-        </w:tc>
-      </w:tr>
-      <w:tr>
-        <w:tc>
-          <w:tcPr/>
-          <w:p>
-            <w:pPr>
-              <w:pStyle w:val="Compact"/>
-              <w:jc w:val="left"/>
-            </w:pPr>
-            <w:r>
+          <w:tcPr>
+            <w:shd w:fill="FFFFFF" w:val="clear"/>
+          </w:tcPr>
+          <w:p>
+            <w:pPr>
+              <w:pStyle w:val="Compact"/>
+            </w:pPr>
+          </w:p>
+        </w:tc>
+        <w:tc>
+          <w:tcPr>
+            <w:shd w:fill="FFFFFF" w:val="clear"/>
+          </w:tcPr>
+          <w:p>
+            <w:pPr>
+              <w:pStyle w:val="Compact"/>
+            </w:pPr>
+          </w:p>
+        </w:tc>
+        <w:tc>
+          <w:tcPr>
+            <w:shd w:fill="FFFFFF" w:val="clear"/>
+          </w:tcPr>
+          <w:p>
+            <w:pPr>
+              <w:pStyle w:val="Compact"/>
+            </w:pPr>
+          </w:p>
+        </w:tc>
+        <w:tc>
+          <w:tcPr>
+            <w:shd w:fill="FFFFFF" w:val="clear"/>
+          </w:tcPr>
+          <w:p>
+            <w:pPr>
+              <w:pStyle w:val="Compact"/>
+            </w:pPr>
+          </w:p>
+        </w:tc>
+        <w:tc>
+          <w:tcPr>
+            <w:shd w:fill="FFFFFF" w:val="clear"/>
+          </w:tcPr>
+          <w:p>
+            <w:pPr>
+              <w:pStyle w:val="Compact"/>
+            </w:pPr>
+          </w:p>
+        </w:tc>
+      </w:tr>
+      <w:tr>
+        <w:tc>
+          <w:tcPr>
+            <w:shd w:fill="E8F8FF" w:val="clear"/>
+          </w:tcPr>
+          <w:p>
+            <w:pPr>
+              <w:pStyle w:val="Compact"/>
+              <w:jc w:val="left"/>
+            </w:pPr>
+            <w:r>
+              <w:rPr>
+                <w:color w:val="1A1A1A"/>
+                <w:sz w:val="19"/>
+              </w:rPr>
               <w:t xml:space="preserve">2</w:t>
             </w:r>
           </w:p>
         </w:tc>
         <w:tc>
-          <w:tcPr/>
-          <w:p>
-            <w:pPr>
-              <w:pStyle w:val="Compact"/>
-            </w:pPr>
-          </w:p>
-        </w:tc>
-        <w:tc>
-          <w:tcPr/>
-          <w:p>
-            <w:pPr>
-              <w:pStyle w:val="Compact"/>
-            </w:pPr>
-          </w:p>
-        </w:tc>
-        <w:tc>
-          <w:tcPr/>
-          <w:p>
-            <w:pPr>
-              <w:pStyle w:val="Compact"/>
-            </w:pPr>
-          </w:p>
-        </w:tc>
-        <w:tc>
-          <w:tcPr/>
-          <w:p>
-            <w:pPr>
-              <w:pStyle w:val="Compact"/>
-            </w:pPr>
-          </w:p>
-        </w:tc>
-        <w:tc>
-          <w:tcPr/>
-          <w:p>
-            <w:pPr>
-              <w:pStyle w:val="Compact"/>
-            </w:pPr>
-          </w:p>
-        </w:tc>
-      </w:tr>
-      <w:tr>
-        <w:tc>
-          <w:tcPr/>
-          <w:p>
-            <w:pPr>
-              <w:pStyle w:val="Compact"/>
-              <w:jc w:val="left"/>
-            </w:pPr>
-            <w:r>
+          <w:tcPr>
+            <w:shd w:fill="E8F8FF" w:val="clear"/>
+          </w:tcPr>
+          <w:p>
+            <w:pPr>
+              <w:pStyle w:val="Compact"/>
+            </w:pPr>
+          </w:p>
+        </w:tc>
+        <w:tc>
+          <w:tcPr>
+            <w:shd w:fill="E8F8FF" w:val="clear"/>
+          </w:tcPr>
+          <w:p>
+            <w:pPr>
+              <w:pStyle w:val="Compact"/>
+            </w:pPr>
+          </w:p>
+        </w:tc>
+        <w:tc>
+          <w:tcPr>
+            <w:shd w:fill="E8F8FF" w:val="clear"/>
+          </w:tcPr>
+          <w:p>
+            <w:pPr>
+              <w:pStyle w:val="Compact"/>
+            </w:pPr>
+          </w:p>
+        </w:tc>
+        <w:tc>
+          <w:tcPr>
+            <w:shd w:fill="E8F8FF" w:val="clear"/>
+          </w:tcPr>
+          <w:p>
+            <w:pPr>
+              <w:pStyle w:val="Compact"/>
+            </w:pPr>
+          </w:p>
+        </w:tc>
+        <w:tc>
+          <w:tcPr>
+            <w:shd w:fill="E8F8FF" w:val="clear"/>
+          </w:tcPr>
+          <w:p>
+            <w:pPr>
+              <w:pStyle w:val="Compact"/>
+            </w:pPr>
+          </w:p>
+        </w:tc>
+      </w:tr>
+      <w:tr>
+        <w:tc>
+          <w:tcPr>
+            <w:shd w:fill="FFFFFF" w:val="clear"/>
+          </w:tcPr>
+          <w:p>
+            <w:pPr>
+              <w:pStyle w:val="Compact"/>
+              <w:jc w:val="left"/>
+            </w:pPr>
+            <w:r>
+              <w:rPr>
+                <w:color w:val="1A1A1A"/>
+                <w:sz w:val="19"/>
+              </w:rPr>
               <w:t xml:space="preserve">3</w:t>
             </w:r>
           </w:p>
         </w:tc>
         <w:tc>
-          <w:tcPr/>
-          <w:p>
-            <w:pPr>
-              <w:pStyle w:val="Compact"/>
-            </w:pPr>
-          </w:p>
-        </w:tc>
-        <w:tc>
-          <w:tcPr/>
-          <w:p>
-            <w:pPr>
-              <w:pStyle w:val="Compact"/>
-            </w:pPr>
-          </w:p>
-        </w:tc>
-        <w:tc>
-          <w:tcPr/>
-          <w:p>
-            <w:pPr>
-              <w:pStyle w:val="Compact"/>
-            </w:pPr>
-          </w:p>
-        </w:tc>
-        <w:tc>
-          <w:tcPr/>
-          <w:p>
-            <w:pPr>
-              <w:pStyle w:val="Compact"/>
-            </w:pPr>
-          </w:p>
-        </w:tc>
-        <w:tc>
-          <w:tcPr/>
-          <w:p>
-            <w:pPr>
-              <w:pStyle w:val="Compact"/>
-            </w:pPr>
-          </w:p>
-        </w:tc>
-      </w:tr>
-      <w:tr>
-        <w:tc>
-          <w:tcPr/>
-          <w:p>
-            <w:pPr>
-              <w:pStyle w:val="Compact"/>
-              <w:jc w:val="left"/>
-            </w:pPr>
-            <w:r>
+          <w:tcPr>
+            <w:shd w:fill="FFFFFF" w:val="clear"/>
+          </w:tcPr>
+          <w:p>
+            <w:pPr>
+              <w:pStyle w:val="Compact"/>
+            </w:pPr>
+          </w:p>
+        </w:tc>
+        <w:tc>
+          <w:tcPr>
+            <w:shd w:fill="FFFFFF" w:val="clear"/>
+          </w:tcPr>
+          <w:p>
+            <w:pPr>
+              <w:pStyle w:val="Compact"/>
+            </w:pPr>
+          </w:p>
+        </w:tc>
+        <w:tc>
+          <w:tcPr>
+            <w:shd w:fill="FFFFFF" w:val="clear"/>
+          </w:tcPr>
+          <w:p>
+            <w:pPr>
+              <w:pStyle w:val="Compact"/>
+            </w:pPr>
+          </w:p>
+        </w:tc>
+        <w:tc>
+          <w:tcPr>
+            <w:shd w:fill="FFFFFF" w:val="clear"/>
+          </w:tcPr>
+          <w:p>
+            <w:pPr>
+              <w:pStyle w:val="Compact"/>
+            </w:pPr>
+          </w:p>
+        </w:tc>
+        <w:tc>
+          <w:tcPr>
+            <w:shd w:fill="FFFFFF" w:val="clear"/>
+          </w:tcPr>
+          <w:p>
+            <w:pPr>
+              <w:pStyle w:val="Compact"/>
+            </w:pPr>
+          </w:p>
+        </w:tc>
+      </w:tr>
+      <w:tr>
+        <w:tc>
+          <w:tcPr>
+            <w:shd w:fill="E8F8FF" w:val="clear"/>
+          </w:tcPr>
+          <w:p>
+            <w:pPr>
+              <w:pStyle w:val="Compact"/>
+              <w:jc w:val="left"/>
+            </w:pPr>
+            <w:r>
+              <w:rPr>
+                <w:color w:val="1A1A1A"/>
+                <w:sz w:val="19"/>
+              </w:rPr>
               <w:t xml:space="preserve">4</w:t>
             </w:r>
           </w:p>
         </w:tc>
         <w:tc>
-          <w:tcPr/>
-          <w:p>
-            <w:pPr>
-              <w:pStyle w:val="Compact"/>
-            </w:pPr>
-          </w:p>
-        </w:tc>
-        <w:tc>
-          <w:tcPr/>
-          <w:p>
-            <w:pPr>
-              <w:pStyle w:val="Compact"/>
-            </w:pPr>
-          </w:p>
-        </w:tc>
-        <w:tc>
-          <w:tcPr/>
-          <w:p>
-            <w:pPr>
-              <w:pStyle w:val="Compact"/>
-            </w:pPr>
-          </w:p>
-        </w:tc>
-        <w:tc>
-          <w:tcPr/>
-          <w:p>
-            <w:pPr>
-              <w:pStyle w:val="Compact"/>
-            </w:pPr>
-          </w:p>
-        </w:tc>
-        <w:tc>
-          <w:tcPr/>
-          <w:p>
-            <w:pPr>
-              <w:pStyle w:val="Compact"/>
-            </w:pPr>
-          </w:p>
-        </w:tc>
-      </w:tr>
-      <w:tr>
-        <w:tc>
-          <w:tcPr/>
-          <w:p>
-            <w:pPr>
-              <w:pStyle w:val="Compact"/>
-              <w:jc w:val="left"/>
-            </w:pPr>
-            <w:r>
+          <w:tcPr>
+            <w:shd w:fill="E8F8FF" w:val="clear"/>
+          </w:tcPr>
+          <w:p>
+            <w:pPr>
+              <w:pStyle w:val="Compact"/>
+            </w:pPr>
+          </w:p>
+        </w:tc>
+        <w:tc>
+          <w:tcPr>
+            <w:shd w:fill="E8F8FF" w:val="clear"/>
+          </w:tcPr>
+          <w:p>
+            <w:pPr>
+              <w:pStyle w:val="Compact"/>
+            </w:pPr>
+          </w:p>
+        </w:tc>
+        <w:tc>
+          <w:tcPr>
+            <w:shd w:fill="E8F8FF" w:val="clear"/>
+          </w:tcPr>
+          <w:p>
+            <w:pPr>
+              <w:pStyle w:val="Compact"/>
+            </w:pPr>
+          </w:p>
+        </w:tc>
+        <w:tc>
+          <w:tcPr>
+            <w:shd w:fill="E8F8FF" w:val="clear"/>
+          </w:tcPr>
+          <w:p>
+            <w:pPr>
+              <w:pStyle w:val="Compact"/>
+            </w:pPr>
+          </w:p>
+        </w:tc>
+        <w:tc>
+          <w:tcPr>
+            <w:shd w:fill="E8F8FF" w:val="clear"/>
+          </w:tcPr>
+          <w:p>
+            <w:pPr>
+              <w:pStyle w:val="Compact"/>
+            </w:pPr>
+          </w:p>
+        </w:tc>
+      </w:tr>
+      <w:tr>
+        <w:tc>
+          <w:tcPr>
+            <w:shd w:fill="FFFFFF" w:val="clear"/>
+          </w:tcPr>
+          <w:p>
+            <w:pPr>
+              <w:pStyle w:val="Compact"/>
+              <w:jc w:val="left"/>
+            </w:pPr>
+            <w:r>
+              <w:rPr>
+                <w:color w:val="1A1A1A"/>
+                <w:sz w:val="19"/>
+              </w:rPr>
               <w:t xml:space="preserve">5</w:t>
             </w:r>
           </w:p>
         </w:tc>
         <w:tc>
-          <w:tcPr/>
-          <w:p>
-            <w:pPr>
-              <w:pStyle w:val="Compact"/>
-            </w:pPr>
-          </w:p>
-        </w:tc>
-        <w:tc>
-          <w:tcPr/>
-          <w:p>
-            <w:pPr>
-              <w:pStyle w:val="Compact"/>
-            </w:pPr>
-          </w:p>
-        </w:tc>
-        <w:tc>
-          <w:tcPr/>
-          <w:p>
-            <w:pPr>
-              <w:pStyle w:val="Compact"/>
-            </w:pPr>
-          </w:p>
-        </w:tc>
-        <w:tc>
-          <w:tcPr/>
-          <w:p>
-            <w:pPr>
-              <w:pStyle w:val="Compact"/>
-            </w:pPr>
-          </w:p>
-        </w:tc>
-        <w:tc>
-          <w:tcPr/>
+          <w:tcPr>
+            <w:shd w:fill="FFFFFF" w:val="clear"/>
+          </w:tcPr>
+          <w:p>
+            <w:pPr>
+              <w:pStyle w:val="Compact"/>
+            </w:pPr>
+          </w:p>
+        </w:tc>
+        <w:tc>
+          <w:tcPr>
+            <w:shd w:fill="FFFFFF" w:val="clear"/>
+          </w:tcPr>
+          <w:p>
+            <w:pPr>
+              <w:pStyle w:val="Compact"/>
+            </w:pPr>
+          </w:p>
+        </w:tc>
+        <w:tc>
+          <w:tcPr>
+            <w:shd w:fill="FFFFFF" w:val="clear"/>
+          </w:tcPr>
+          <w:p>
+            <w:pPr>
+              <w:pStyle w:val="Compact"/>
+            </w:pPr>
+          </w:p>
+        </w:tc>
+        <w:tc>
+          <w:tcPr>
+            <w:shd w:fill="FFFFFF" w:val="clear"/>
+          </w:tcPr>
+          <w:p>
+            <w:pPr>
+              <w:pStyle w:val="Compact"/>
+            </w:pPr>
+          </w:p>
+        </w:tc>
+        <w:tc>
+          <w:tcPr>
+            <w:shd w:fill="FFFFFF" w:val="clear"/>
+          </w:tcPr>
           <w:p>
             <w:pPr>
               <w:pStyle w:val="Compact"/>
@@ -1192,6 +1733,14 @@
         <w:tblW w:type="pct" w:w="5000"/>
         <w:tblLook w:firstRow="1" w:lastRow="0" w:firstColumn="0" w:lastColumn="0" w:noHBand="0" w:noVBand="0" w:val="0020"/>
         <w:jc w:val="start"/>
+        <w:tblBorders>
+          <w:top w:val="single" w:sz="4" w:space="0" w:color="B0D4E8"/>
+          <w:left w:val="single" w:sz="4" w:space="0" w:color="B0D4E8"/>
+          <w:bottom w:val="single" w:sz="4" w:space="0" w:color="B0D4E8"/>
+          <w:right w:val="single" w:sz="4" w:space="0" w:color="B0D4E8"/>
+          <w:insideH w:val="single" w:sz="4" w:space="0" w:color="B0D4E8"/>
+          <w:insideV w:val="single" w:sz="4" w:space="0" w:color="B0D4E8"/>
+        </w:tblBorders>
       </w:tblPr>
       <w:tblGrid>
         <w:gridCol w:w="3960"/>
@@ -1202,7 +1751,9 @@
           <w:tblHeader w:val="true"/>
         </w:trPr>
         <w:tc>
-          <w:tcPr/>
+          <w:tcPr>
+            <w:shd w:fill="0099CC" w:val="clear"/>
+          </w:tcPr>
           <w:p>
             <w:pPr>
               <w:pStyle w:val="Compact"/>
@@ -1212,19 +1763,28 @@
               <w:rPr>
                 <w:bCs/>
                 <w:b/>
+                <w:color w:val="FFFFFF"/>
+                <w:sz w:val="20"/>
               </w:rPr>
               <w:t xml:space="preserve">Total Materials Cost (₦):</w:t>
             </w:r>
           </w:p>
         </w:tc>
         <w:tc>
-          <w:tcPr/>
-          <w:p>
-            <w:pPr>
-              <w:pStyle w:val="Compact"/>
-              <w:jc w:val="left"/>
-            </w:pPr>
-            <w:r>
+          <w:tcPr>
+            <w:shd w:fill="0099CC" w:val="clear"/>
+          </w:tcPr>
+          <w:p>
+            <w:pPr>
+              <w:pStyle w:val="Compact"/>
+              <w:jc w:val="left"/>
+            </w:pPr>
+            <w:r>
+              <w:rPr>
+                <w:b/>
+                <w:color w:val="FFFFFF"/>
+                <w:sz w:val="20"/>
+              </w:rPr>
               <w:t xml:space="preserve">__________________________________________</w:t>
             </w:r>
           </w:p>
@@ -1242,9 +1802,29 @@
     <w:bookmarkStart w:id="28" w:name="labor-hours-breakdown"/>
     <w:p>
       <w:pPr>
+        <w:pBdr>
+          <w:top w:val="single" w:sz="18" w:space="1" w:color="F5A623"/>
+          <w:bottom w:val="single" w:sz="6" w:space="1" w:color="0099CC"/>
+        </w:pBdr>
+        <w:spacing w:before="200" w:after="200"/>
+      </w:pPr>
+    </w:p>
+    <w:p>
+      <w:pPr>
         <w:pStyle w:val="Heading2"/>
-      </w:pPr>
-      <w:r>
+        <w:rPr>
+          <w:color w:val="0099CC"/>
+        </w:rPr>
+        <w:pBdr>
+          <w:bottom w:val="single" w:sz="6" w:space="2" w:color="00BFFF"/>
+        </w:pBdr>
+      </w:pPr>
+      <w:r>
+        <w:rPr>
+          <w:b/>
+          <w:color w:val="0099CC"/>
+          <w:sz w:val="32"/>
+        </w:rPr>
         <w:t xml:space="preserve">LABOR HOURS BREAKDOWN</w:t>
       </w:r>
     </w:p>
@@ -1254,6 +1834,14 @@
         <w:tblW w:type="auto" w:w="0"/>
         <w:tblLook w:firstRow="1" w:lastRow="0" w:firstColumn="0" w:lastColumn="0" w:noHBand="0" w:noVBand="0" w:val="0020"/>
         <w:jc w:val="start"/>
+        <w:tblBorders>
+          <w:top w:val="single" w:sz="4" w:space="0" w:color="B0D4E8"/>
+          <w:left w:val="single" w:sz="4" w:space="0" w:color="B0D4E8"/>
+          <w:bottom w:val="single" w:sz="4" w:space="0" w:color="B0D4E8"/>
+          <w:right w:val="single" w:sz="4" w:space="0" w:color="B0D4E8"/>
+          <w:insideH w:val="single" w:sz="4" w:space="0" w:color="B0D4E8"/>
+          <w:insideV w:val="single" w:sz="4" w:space="0" w:color="B0D4E8"/>
+        </w:tblBorders>
       </w:tblPr>
       <w:tblGrid>
         <w:gridCol w:w="1980"/>
@@ -1266,49 +1854,77 @@
           <w:tblHeader w:val="true"/>
         </w:trPr>
         <w:tc>
-          <w:tcPr/>
-          <w:p>
-            <w:pPr>
-              <w:pStyle w:val="Compact"/>
-              <w:jc w:val="left"/>
-            </w:pPr>
-            <w:r>
+          <w:tcPr>
+            <w:shd w:fill="0099CC" w:val="clear"/>
+          </w:tcPr>
+          <w:p>
+            <w:pPr>
+              <w:pStyle w:val="Compact"/>
+              <w:jc w:val="left"/>
+            </w:pPr>
+            <w:r>
+              <w:rPr>
+                <w:b/>
+                <w:color w:val="FFFFFF"/>
+                <w:sz w:val="20"/>
+              </w:rPr>
               <w:t xml:space="preserve">Date</w:t>
             </w:r>
           </w:p>
         </w:tc>
         <w:tc>
-          <w:tcPr/>
-          <w:p>
-            <w:pPr>
-              <w:pStyle w:val="Compact"/>
-              <w:jc w:val="left"/>
-            </w:pPr>
-            <w:r>
+          <w:tcPr>
+            <w:shd w:fill="0099CC" w:val="clear"/>
+          </w:tcPr>
+          <w:p>
+            <w:pPr>
+              <w:pStyle w:val="Compact"/>
+              <w:jc w:val="left"/>
+            </w:pPr>
+            <w:r>
+              <w:rPr>
+                <w:b/>
+                <w:color w:val="FFFFFF"/>
+                <w:sz w:val="20"/>
+              </w:rPr>
               <w:t xml:space="preserve">Personnel</w:t>
             </w:r>
           </w:p>
         </w:tc>
         <w:tc>
-          <w:tcPr/>
-          <w:p>
-            <w:pPr>
-              <w:pStyle w:val="Compact"/>
-              <w:jc w:val="left"/>
-            </w:pPr>
-            <w:r>
+          <w:tcPr>
+            <w:shd w:fill="0099CC" w:val="clear"/>
+          </w:tcPr>
+          <w:p>
+            <w:pPr>
+              <w:pStyle w:val="Compact"/>
+              <w:jc w:val="left"/>
+            </w:pPr>
+            <w:r>
+              <w:rPr>
+                <w:b/>
+                <w:color w:val="FFFFFF"/>
+                <w:sz w:val="20"/>
+              </w:rPr>
               <w:t xml:space="preserve">Hours Worked</w:t>
             </w:r>
           </w:p>
         </w:tc>
         <w:tc>
-          <w:tcPr/>
-          <w:p>
-            <w:pPr>
-              <w:pStyle w:val="Compact"/>
-              <w:jc w:val="left"/>
-            </w:pPr>
-            <w:r>
+          <w:tcPr>
+            <w:shd w:fill="0099CC" w:val="clear"/>
+          </w:tcPr>
+          <w:p>
+            <w:pPr>
+              <w:pStyle w:val="Compact"/>
+              <w:jc w:val="left"/>
+            </w:pPr>
+            <w:r>
+              <w:rPr>
+                <w:b/>
+                <w:color w:val="FFFFFF"/>
+                <w:sz w:val="20"/>
+              </w:rPr>
               <w:t xml:space="preserve">Task Description</w:t>
             </w:r>
           </w:p>
@@ -1316,167 +1932,207 @@
       </w:tr>
       <w:tr>
         <w:tc>
-          <w:tcPr/>
-          <w:p>
-            <w:pPr>
-              <w:pStyle w:val="Compact"/>
-            </w:pPr>
-          </w:p>
-        </w:tc>
-        <w:tc>
-          <w:tcPr/>
-          <w:p>
-            <w:pPr>
-              <w:pStyle w:val="Compact"/>
-            </w:pPr>
-          </w:p>
-        </w:tc>
-        <w:tc>
-          <w:tcPr/>
-          <w:p>
-            <w:pPr>
-              <w:pStyle w:val="Compact"/>
-            </w:pPr>
-          </w:p>
-        </w:tc>
-        <w:tc>
-          <w:tcPr/>
-          <w:p>
-            <w:pPr>
-              <w:pStyle w:val="Compact"/>
-            </w:pPr>
-          </w:p>
-        </w:tc>
-      </w:tr>
-      <w:tr>
-        <w:tc>
-          <w:tcPr/>
-          <w:p>
-            <w:pPr>
-              <w:pStyle w:val="Compact"/>
-            </w:pPr>
-          </w:p>
-        </w:tc>
-        <w:tc>
-          <w:tcPr/>
-          <w:p>
-            <w:pPr>
-              <w:pStyle w:val="Compact"/>
-            </w:pPr>
-          </w:p>
-        </w:tc>
-        <w:tc>
-          <w:tcPr/>
-          <w:p>
-            <w:pPr>
-              <w:pStyle w:val="Compact"/>
-            </w:pPr>
-          </w:p>
-        </w:tc>
-        <w:tc>
-          <w:tcPr/>
-          <w:p>
-            <w:pPr>
-              <w:pStyle w:val="Compact"/>
-            </w:pPr>
-          </w:p>
-        </w:tc>
-      </w:tr>
-      <w:tr>
-        <w:tc>
-          <w:tcPr/>
-          <w:p>
-            <w:pPr>
-              <w:pStyle w:val="Compact"/>
-            </w:pPr>
-          </w:p>
-        </w:tc>
-        <w:tc>
-          <w:tcPr/>
-          <w:p>
-            <w:pPr>
-              <w:pStyle w:val="Compact"/>
-            </w:pPr>
-          </w:p>
-        </w:tc>
-        <w:tc>
-          <w:tcPr/>
-          <w:p>
-            <w:pPr>
-              <w:pStyle w:val="Compact"/>
-            </w:pPr>
-          </w:p>
-        </w:tc>
-        <w:tc>
-          <w:tcPr/>
-          <w:p>
-            <w:pPr>
-              <w:pStyle w:val="Compact"/>
-            </w:pPr>
-          </w:p>
-        </w:tc>
-      </w:tr>
-      <w:tr>
-        <w:tc>
-          <w:tcPr/>
-          <w:p>
-            <w:pPr>
-              <w:pStyle w:val="Compact"/>
-            </w:pPr>
-          </w:p>
-        </w:tc>
-        <w:tc>
-          <w:tcPr/>
-          <w:p>
-            <w:pPr>
-              <w:pStyle w:val="Compact"/>
-            </w:pPr>
-          </w:p>
-        </w:tc>
-        <w:tc>
-          <w:tcPr/>
-          <w:p>
-            <w:pPr>
-              <w:pStyle w:val="Compact"/>
-            </w:pPr>
-          </w:p>
-        </w:tc>
-        <w:tc>
-          <w:tcPr/>
-          <w:p>
-            <w:pPr>
-              <w:pStyle w:val="Compact"/>
-            </w:pPr>
-          </w:p>
-        </w:tc>
-      </w:tr>
-      <w:tr>
-        <w:tc>
-          <w:tcPr/>
-          <w:p>
-            <w:pPr>
-              <w:pStyle w:val="Compact"/>
-            </w:pPr>
-          </w:p>
-        </w:tc>
-        <w:tc>
-          <w:tcPr/>
-          <w:p>
-            <w:pPr>
-              <w:pStyle w:val="Compact"/>
-            </w:pPr>
-          </w:p>
-        </w:tc>
-        <w:tc>
-          <w:tcPr/>
-          <w:p>
-            <w:pPr>
-              <w:pStyle w:val="Compact"/>
-            </w:pPr>
-          </w:p>
-        </w:tc>
-        <w:tc>
-          <w:tcPr/>
+          <w:tcPr>
+            <w:shd w:fill="FFFFFF" w:val="clear"/>
+          </w:tcPr>
+          <w:p>
+            <w:pPr>
+              <w:pStyle w:val="Compact"/>
+            </w:pPr>
+          </w:p>
+        </w:tc>
+        <w:tc>
+          <w:tcPr>
+            <w:shd w:fill="FFFFFF" w:val="clear"/>
+          </w:tcPr>
+          <w:p>
+            <w:pPr>
+              <w:pStyle w:val="Compact"/>
+            </w:pPr>
+          </w:p>
+        </w:tc>
+        <w:tc>
+          <w:tcPr>
+            <w:shd w:fill="FFFFFF" w:val="clear"/>
+          </w:tcPr>
+          <w:p>
+            <w:pPr>
+              <w:pStyle w:val="Compact"/>
+            </w:pPr>
+          </w:p>
+        </w:tc>
+        <w:tc>
+          <w:tcPr>
+            <w:shd w:fill="FFFFFF" w:val="clear"/>
+          </w:tcPr>
+          <w:p>
+            <w:pPr>
+              <w:pStyle w:val="Compact"/>
+            </w:pPr>
+          </w:p>
+        </w:tc>
+      </w:tr>
+      <w:tr>
+        <w:tc>
+          <w:tcPr>
+            <w:shd w:fill="E8F8FF" w:val="clear"/>
+          </w:tcPr>
+          <w:p>
+            <w:pPr>
+              <w:pStyle w:val="Compact"/>
+            </w:pPr>
+          </w:p>
+        </w:tc>
+        <w:tc>
+          <w:tcPr>
+            <w:shd w:fill="E8F8FF" w:val="clear"/>
+          </w:tcPr>
+          <w:p>
+            <w:pPr>
+              <w:pStyle w:val="Compact"/>
+            </w:pPr>
+          </w:p>
+        </w:tc>
+        <w:tc>
+          <w:tcPr>
+            <w:shd w:fill="E8F8FF" w:val="clear"/>
+          </w:tcPr>
+          <w:p>
+            <w:pPr>
+              <w:pStyle w:val="Compact"/>
+            </w:pPr>
+          </w:p>
+        </w:tc>
+        <w:tc>
+          <w:tcPr>
+            <w:shd w:fill="E8F8FF" w:val="clear"/>
+          </w:tcPr>
+          <w:p>
+            <w:pPr>
+              <w:pStyle w:val="Compact"/>
+            </w:pPr>
+          </w:p>
+        </w:tc>
+      </w:tr>
+      <w:tr>
+        <w:tc>
+          <w:tcPr>
+            <w:shd w:fill="FFFFFF" w:val="clear"/>
+          </w:tcPr>
+          <w:p>
+            <w:pPr>
+              <w:pStyle w:val="Compact"/>
+            </w:pPr>
+          </w:p>
+        </w:tc>
+        <w:tc>
+          <w:tcPr>
+            <w:shd w:fill="FFFFFF" w:val="clear"/>
+          </w:tcPr>
+          <w:p>
+            <w:pPr>
+              <w:pStyle w:val="Compact"/>
+            </w:pPr>
+          </w:p>
+        </w:tc>
+        <w:tc>
+          <w:tcPr>
+            <w:shd w:fill="FFFFFF" w:val="clear"/>
+          </w:tcPr>
+          <w:p>
+            <w:pPr>
+              <w:pStyle w:val="Compact"/>
+            </w:pPr>
+          </w:p>
+        </w:tc>
+        <w:tc>
+          <w:tcPr>
+            <w:shd w:fill="FFFFFF" w:val="clear"/>
+          </w:tcPr>
+          <w:p>
+            <w:pPr>
+              <w:pStyle w:val="Compact"/>
+            </w:pPr>
+          </w:p>
+        </w:tc>
+      </w:tr>
+      <w:tr>
+        <w:tc>
+          <w:tcPr>
+            <w:shd w:fill="E8F8FF" w:val="clear"/>
+          </w:tcPr>
+          <w:p>
+            <w:pPr>
+              <w:pStyle w:val="Compact"/>
+            </w:pPr>
+          </w:p>
+        </w:tc>
+        <w:tc>
+          <w:tcPr>
+            <w:shd w:fill="E8F8FF" w:val="clear"/>
+          </w:tcPr>
+          <w:p>
+            <w:pPr>
+              <w:pStyle w:val="Compact"/>
+            </w:pPr>
+          </w:p>
+        </w:tc>
+        <w:tc>
+          <w:tcPr>
+            <w:shd w:fill="E8F8FF" w:val="clear"/>
+          </w:tcPr>
+          <w:p>
+            <w:pPr>
+              <w:pStyle w:val="Compact"/>
+            </w:pPr>
+          </w:p>
+        </w:tc>
+        <w:tc>
+          <w:tcPr>
+            <w:shd w:fill="E8F8FF" w:val="clear"/>
+          </w:tcPr>
+          <w:p>
+            <w:pPr>
+              <w:pStyle w:val="Compact"/>
+            </w:pPr>
+          </w:p>
+        </w:tc>
+      </w:tr>
+      <w:tr>
+        <w:tc>
+          <w:tcPr>
+            <w:shd w:fill="FFFFFF" w:val="clear"/>
+          </w:tcPr>
+          <w:p>
+            <w:pPr>
+              <w:pStyle w:val="Compact"/>
+            </w:pPr>
+          </w:p>
+        </w:tc>
+        <w:tc>
+          <w:tcPr>
+            <w:shd w:fill="FFFFFF" w:val="clear"/>
+          </w:tcPr>
+          <w:p>
+            <w:pPr>
+              <w:pStyle w:val="Compact"/>
+            </w:pPr>
+          </w:p>
+        </w:tc>
+        <w:tc>
+          <w:tcPr>
+            <w:shd w:fill="FFFFFF" w:val="clear"/>
+          </w:tcPr>
+          <w:p>
+            <w:pPr>
+              <w:pStyle w:val="Compact"/>
+            </w:pPr>
+          </w:p>
+        </w:tc>
+        <w:tc>
+          <w:tcPr>
+            <w:shd w:fill="FFFFFF" w:val="clear"/>
+          </w:tcPr>
           <w:p>
             <w:pPr>
               <w:pStyle w:val="Compact"/>
@@ -1492,6 +2148,14 @@
         <w:tblW w:type="pct" w:w="5000"/>
         <w:tblLook w:firstRow="1" w:lastRow="0" w:firstColumn="0" w:lastColumn="0" w:noHBand="0" w:noVBand="0" w:val="0020"/>
         <w:jc w:val="start"/>
+        <w:tblBorders>
+          <w:top w:val="single" w:sz="4" w:space="0" w:color="B0D4E8"/>
+          <w:left w:val="single" w:sz="4" w:space="0" w:color="B0D4E8"/>
+          <w:bottom w:val="single" w:sz="4" w:space="0" w:color="B0D4E8"/>
+          <w:right w:val="single" w:sz="4" w:space="0" w:color="B0D4E8"/>
+          <w:insideH w:val="single" w:sz="4" w:space="0" w:color="B0D4E8"/>
+          <w:insideV w:val="single" w:sz="4" w:space="0" w:color="B0D4E8"/>
+        </w:tblBorders>
       </w:tblPr>
       <w:tblGrid>
         <w:gridCol w:w="3960"/>
@@ -1502,7 +2166,9 @@
           <w:tblHeader w:val="true"/>
         </w:trPr>
         <w:tc>
-          <w:tcPr/>
+          <w:tcPr>
+            <w:shd w:fill="0099CC" w:val="clear"/>
+          </w:tcPr>
           <w:p>
             <w:pPr>
               <w:pStyle w:val="Compact"/>
@@ -1512,19 +2178,28 @@
               <w:rPr>
                 <w:bCs/>
                 <w:b/>
+                <w:color w:val="FFFFFF"/>
+                <w:sz w:val="20"/>
               </w:rPr>
               <w:t xml:space="preserve">Total Labor Hours:</w:t>
             </w:r>
           </w:p>
         </w:tc>
         <w:tc>
-          <w:tcPr/>
-          <w:p>
-            <w:pPr>
-              <w:pStyle w:val="Compact"/>
-              <w:jc w:val="left"/>
-            </w:pPr>
-            <w:r>
+          <w:tcPr>
+            <w:shd w:fill="0099CC" w:val="clear"/>
+          </w:tcPr>
+          <w:p>
+            <w:pPr>
+              <w:pStyle w:val="Compact"/>
+              <w:jc w:val="left"/>
+            </w:pPr>
+            <w:r>
+              <w:rPr>
+                <w:b/>
+                <w:color w:val="FFFFFF"/>
+                <w:sz w:val="20"/>
+              </w:rPr>
               <w:t xml:space="preserve">__________________________________________</w:t>
             </w:r>
           </w:p>
@@ -1532,7 +2207,9 @@
       </w:tr>
       <w:tr>
         <w:tc>
-          <w:tcPr/>
+          <w:tcPr>
+            <w:shd w:fill="FFFFFF" w:val="clear"/>
+          </w:tcPr>
           <w:p>
             <w:pPr>
               <w:pStyle w:val="Compact"/>
@@ -1542,19 +2219,27 @@
               <w:rPr>
                 <w:bCs/>
                 <w:b/>
+                <w:color w:val="1A1A1A"/>
+                <w:sz w:val="19"/>
               </w:rPr>
               <w:t xml:space="preserve">Total Labor Cost (₦):</w:t>
             </w:r>
           </w:p>
         </w:tc>
         <w:tc>
-          <w:tcPr/>
-          <w:p>
-            <w:pPr>
-              <w:pStyle w:val="Compact"/>
-              <w:jc w:val="left"/>
-            </w:pPr>
-            <w:r>
+          <w:tcPr>
+            <w:shd w:fill="FFFFFF" w:val="clear"/>
+          </w:tcPr>
+          <w:p>
+            <w:pPr>
+              <w:pStyle w:val="Compact"/>
+              <w:jc w:val="left"/>
+            </w:pPr>
+            <w:r>
+              <w:rPr>
+                <w:color w:val="1A1A1A"/>
+                <w:sz w:val="19"/>
+              </w:rPr>
               <w:t xml:space="preserve">__________________________________________</w:t>
             </w:r>
           </w:p>
@@ -1572,9 +2257,29 @@
     <w:bookmarkStart w:id="29" w:name="cost-summary"/>
     <w:p>
       <w:pPr>
+        <w:pBdr>
+          <w:top w:val="single" w:sz="18" w:space="1" w:color="F5A623"/>
+          <w:bottom w:val="single" w:sz="6" w:space="1" w:color="0099CC"/>
+        </w:pBdr>
+        <w:spacing w:before="200" w:after="200"/>
+      </w:pPr>
+    </w:p>
+    <w:p>
+      <w:pPr>
         <w:pStyle w:val="Heading2"/>
-      </w:pPr>
-      <w:r>
+        <w:rPr>
+          <w:color w:val="0099CC"/>
+        </w:rPr>
+        <w:pBdr>
+          <w:bottom w:val="single" w:sz="6" w:space="2" w:color="00BFFF"/>
+        </w:pBdr>
+      </w:pPr>
+      <w:r>
+        <w:rPr>
+          <w:b/>
+          <w:color w:val="0099CC"/>
+          <w:sz w:val="32"/>
+        </w:rPr>
         <w:t xml:space="preserve">COST SUMMARY</w:t>
       </w:r>
     </w:p>
@@ -1584,6 +2289,14 @@
         <w:tblW w:type="auto" w:w="0"/>
         <w:tblLook w:firstRow="1" w:lastRow="0" w:firstColumn="0" w:lastColumn="0" w:noHBand="0" w:noVBand="0" w:val="0020"/>
         <w:jc w:val="start"/>
+        <w:tblBorders>
+          <w:top w:val="single" w:sz="4" w:space="0" w:color="B0D4E8"/>
+          <w:left w:val="single" w:sz="4" w:space="0" w:color="B0D4E8"/>
+          <w:bottom w:val="single" w:sz="4" w:space="0" w:color="B0D4E8"/>
+          <w:right w:val="single" w:sz="4" w:space="0" w:color="B0D4E8"/>
+          <w:insideH w:val="single" w:sz="4" w:space="0" w:color="B0D4E8"/>
+          <w:insideV w:val="single" w:sz="4" w:space="0" w:color="B0D4E8"/>
+        </w:tblBorders>
       </w:tblPr>
       <w:tblGrid>
         <w:gridCol w:w="1980"/>
@@ -1596,49 +2309,77 @@
           <w:tblHeader w:val="true"/>
         </w:trPr>
         <w:tc>
-          <w:tcPr/>
-          <w:p>
-            <w:pPr>
-              <w:pStyle w:val="Compact"/>
-              <w:jc w:val="left"/>
-            </w:pPr>
-            <w:r>
+          <w:tcPr>
+            <w:shd w:fill="0099CC" w:val="clear"/>
+          </w:tcPr>
+          <w:p>
+            <w:pPr>
+              <w:pStyle w:val="Compact"/>
+              <w:jc w:val="left"/>
+            </w:pPr>
+            <w:r>
+              <w:rPr>
+                <w:b/>
+                <w:color w:val="FFFFFF"/>
+                <w:sz w:val="20"/>
+              </w:rPr>
               <w:t xml:space="preserve">Item</w:t>
             </w:r>
           </w:p>
         </w:tc>
         <w:tc>
-          <w:tcPr/>
-          <w:p>
-            <w:pPr>
-              <w:pStyle w:val="Compact"/>
-              <w:jc w:val="left"/>
-            </w:pPr>
-            <w:r>
+          <w:tcPr>
+            <w:shd w:fill="0099CC" w:val="clear"/>
+          </w:tcPr>
+          <w:p>
+            <w:pPr>
+              <w:pStyle w:val="Compact"/>
+              <w:jc w:val="left"/>
+            </w:pPr>
+            <w:r>
+              <w:rPr>
+                <w:b/>
+                <w:color w:val="FFFFFF"/>
+                <w:sz w:val="20"/>
+              </w:rPr>
               <w:t xml:space="preserve">Estimated (₦)</w:t>
             </w:r>
           </w:p>
         </w:tc>
         <w:tc>
-          <w:tcPr/>
-          <w:p>
-            <w:pPr>
-              <w:pStyle w:val="Compact"/>
-              <w:jc w:val="left"/>
-            </w:pPr>
-            <w:r>
+          <w:tcPr>
+            <w:shd w:fill="0099CC" w:val="clear"/>
+          </w:tcPr>
+          <w:p>
+            <w:pPr>
+              <w:pStyle w:val="Compact"/>
+              <w:jc w:val="left"/>
+            </w:pPr>
+            <w:r>
+              <w:rPr>
+                <w:b/>
+                <w:color w:val="FFFFFF"/>
+                <w:sz w:val="20"/>
+              </w:rPr>
               <w:t xml:space="preserve">Actual (₦)</w:t>
             </w:r>
           </w:p>
         </w:tc>
         <w:tc>
-          <w:tcPr/>
-          <w:p>
-            <w:pPr>
-              <w:pStyle w:val="Compact"/>
-              <w:jc w:val="left"/>
-            </w:pPr>
-            <w:r>
+          <w:tcPr>
+            <w:shd w:fill="0099CC" w:val="clear"/>
+          </w:tcPr>
+          <w:p>
+            <w:pPr>
+              <w:pStyle w:val="Compact"/>
+              <w:jc w:val="left"/>
+            </w:pPr>
+            <w:r>
+              <w:rPr>
+                <w:b/>
+                <w:color w:val="FFFFFF"/>
+                <w:sz w:val="20"/>
+              </w:rPr>
               <w:t xml:space="preserve">Variance (₦)</w:t>
             </w:r>
           </w:p>
@@ -1646,159 +2387,209 @@
       </w:tr>
       <w:tr>
         <w:tc>
-          <w:tcPr/>
-          <w:p>
-            <w:pPr>
-              <w:pStyle w:val="Compact"/>
-              <w:jc w:val="left"/>
-            </w:pPr>
-            <w:r>
+          <w:tcPr>
+            <w:shd w:fill="FFFFFF" w:val="clear"/>
+          </w:tcPr>
+          <w:p>
+            <w:pPr>
+              <w:pStyle w:val="Compact"/>
+              <w:jc w:val="left"/>
+            </w:pPr>
+            <w:r>
+              <w:rPr>
+                <w:color w:val="1A1A1A"/>
+                <w:sz w:val="19"/>
+              </w:rPr>
               <w:t xml:space="preserve">Materials</w:t>
             </w:r>
           </w:p>
         </w:tc>
         <w:tc>
-          <w:tcPr/>
-          <w:p>
-            <w:pPr>
-              <w:pStyle w:val="Compact"/>
-            </w:pPr>
-          </w:p>
-        </w:tc>
-        <w:tc>
-          <w:tcPr/>
-          <w:p>
-            <w:pPr>
-              <w:pStyle w:val="Compact"/>
-            </w:pPr>
-          </w:p>
-        </w:tc>
-        <w:tc>
-          <w:tcPr/>
-          <w:p>
-            <w:pPr>
-              <w:pStyle w:val="Compact"/>
-            </w:pPr>
-          </w:p>
-        </w:tc>
-      </w:tr>
-      <w:tr>
-        <w:tc>
-          <w:tcPr/>
-          <w:p>
-            <w:pPr>
-              <w:pStyle w:val="Compact"/>
-              <w:jc w:val="left"/>
-            </w:pPr>
-            <w:r>
+          <w:tcPr>
+            <w:shd w:fill="FFFFFF" w:val="clear"/>
+          </w:tcPr>
+          <w:p>
+            <w:pPr>
+              <w:pStyle w:val="Compact"/>
+            </w:pPr>
+          </w:p>
+        </w:tc>
+        <w:tc>
+          <w:tcPr>
+            <w:shd w:fill="FFFFFF" w:val="clear"/>
+          </w:tcPr>
+          <w:p>
+            <w:pPr>
+              <w:pStyle w:val="Compact"/>
+            </w:pPr>
+          </w:p>
+        </w:tc>
+        <w:tc>
+          <w:tcPr>
+            <w:shd w:fill="FFFFFF" w:val="clear"/>
+          </w:tcPr>
+          <w:p>
+            <w:pPr>
+              <w:pStyle w:val="Compact"/>
+            </w:pPr>
+          </w:p>
+        </w:tc>
+      </w:tr>
+      <w:tr>
+        <w:tc>
+          <w:tcPr>
+            <w:shd w:fill="E8F8FF" w:val="clear"/>
+          </w:tcPr>
+          <w:p>
+            <w:pPr>
+              <w:pStyle w:val="Compact"/>
+              <w:jc w:val="left"/>
+            </w:pPr>
+            <w:r>
+              <w:rPr>
+                <w:color w:val="1A1A1A"/>
+                <w:sz w:val="19"/>
+              </w:rPr>
               <w:t xml:space="preserve">Labor</w:t>
             </w:r>
           </w:p>
         </w:tc>
         <w:tc>
-          <w:tcPr/>
-          <w:p>
-            <w:pPr>
-              <w:pStyle w:val="Compact"/>
-            </w:pPr>
-          </w:p>
-        </w:tc>
-        <w:tc>
-          <w:tcPr/>
-          <w:p>
-            <w:pPr>
-              <w:pStyle w:val="Compact"/>
-            </w:pPr>
-          </w:p>
-        </w:tc>
-        <w:tc>
-          <w:tcPr/>
-          <w:p>
-            <w:pPr>
-              <w:pStyle w:val="Compact"/>
-            </w:pPr>
-          </w:p>
-        </w:tc>
-      </w:tr>
-      <w:tr>
-        <w:tc>
-          <w:tcPr/>
-          <w:p>
-            <w:pPr>
-              <w:pStyle w:val="Compact"/>
-              <w:jc w:val="left"/>
-            </w:pPr>
-            <w:r>
+          <w:tcPr>
+            <w:shd w:fill="E8F8FF" w:val="clear"/>
+          </w:tcPr>
+          <w:p>
+            <w:pPr>
+              <w:pStyle w:val="Compact"/>
+            </w:pPr>
+          </w:p>
+        </w:tc>
+        <w:tc>
+          <w:tcPr>
+            <w:shd w:fill="E8F8FF" w:val="clear"/>
+          </w:tcPr>
+          <w:p>
+            <w:pPr>
+              <w:pStyle w:val="Compact"/>
+            </w:pPr>
+          </w:p>
+        </w:tc>
+        <w:tc>
+          <w:tcPr>
+            <w:shd w:fill="E8F8FF" w:val="clear"/>
+          </w:tcPr>
+          <w:p>
+            <w:pPr>
+              <w:pStyle w:val="Compact"/>
+            </w:pPr>
+          </w:p>
+        </w:tc>
+      </w:tr>
+      <w:tr>
+        <w:tc>
+          <w:tcPr>
+            <w:shd w:fill="FFFFFF" w:val="clear"/>
+          </w:tcPr>
+          <w:p>
+            <w:pPr>
+              <w:pStyle w:val="Compact"/>
+              <w:jc w:val="left"/>
+            </w:pPr>
+            <w:r>
+              <w:rPr>
+                <w:color w:val="1A1A1A"/>
+                <w:sz w:val="19"/>
+              </w:rPr>
               <w:t xml:space="preserve">Transport</w:t>
             </w:r>
           </w:p>
         </w:tc>
         <w:tc>
-          <w:tcPr/>
-          <w:p>
-            <w:pPr>
-              <w:pStyle w:val="Compact"/>
-            </w:pPr>
-          </w:p>
-        </w:tc>
-        <w:tc>
-          <w:tcPr/>
-          <w:p>
-            <w:pPr>
-              <w:pStyle w:val="Compact"/>
-            </w:pPr>
-          </w:p>
-        </w:tc>
-        <w:tc>
-          <w:tcPr/>
-          <w:p>
-            <w:pPr>
-              <w:pStyle w:val="Compact"/>
-            </w:pPr>
-          </w:p>
-        </w:tc>
-      </w:tr>
-      <w:tr>
-        <w:tc>
-          <w:tcPr/>
-          <w:p>
-            <w:pPr>
-              <w:pStyle w:val="Compact"/>
-              <w:jc w:val="left"/>
-            </w:pPr>
-            <w:r>
+          <w:tcPr>
+            <w:shd w:fill="FFFFFF" w:val="clear"/>
+          </w:tcPr>
+          <w:p>
+            <w:pPr>
+              <w:pStyle w:val="Compact"/>
+            </w:pPr>
+          </w:p>
+        </w:tc>
+        <w:tc>
+          <w:tcPr>
+            <w:shd w:fill="FFFFFF" w:val="clear"/>
+          </w:tcPr>
+          <w:p>
+            <w:pPr>
+              <w:pStyle w:val="Compact"/>
+            </w:pPr>
+          </w:p>
+        </w:tc>
+        <w:tc>
+          <w:tcPr>
+            <w:shd w:fill="FFFFFF" w:val="clear"/>
+          </w:tcPr>
+          <w:p>
+            <w:pPr>
+              <w:pStyle w:val="Compact"/>
+            </w:pPr>
+          </w:p>
+        </w:tc>
+      </w:tr>
+      <w:tr>
+        <w:tc>
+          <w:tcPr>
+            <w:shd w:fill="E8F8FF" w:val="clear"/>
+          </w:tcPr>
+          <w:p>
+            <w:pPr>
+              <w:pStyle w:val="Compact"/>
+              <w:jc w:val="left"/>
+            </w:pPr>
+            <w:r>
+              <w:rPr>
+                <w:color w:val="1A1A1A"/>
+                <w:sz w:val="19"/>
+              </w:rPr>
               <w:t xml:space="preserve">Other</w:t>
             </w:r>
           </w:p>
         </w:tc>
         <w:tc>
-          <w:tcPr/>
-          <w:p>
-            <w:pPr>
-              <w:pStyle w:val="Compact"/>
-            </w:pPr>
-          </w:p>
-        </w:tc>
-        <w:tc>
-          <w:tcPr/>
-          <w:p>
-            <w:pPr>
-              <w:pStyle w:val="Compact"/>
-            </w:pPr>
-          </w:p>
-        </w:tc>
-        <w:tc>
-          <w:tcPr/>
-          <w:p>
-            <w:pPr>
-              <w:pStyle w:val="Compact"/>
-            </w:pPr>
-          </w:p>
-        </w:tc>
-      </w:tr>
-      <w:tr>
-        <w:tc>
-          <w:tcPr/>
+          <w:tcPr>
+            <w:shd w:fill="E8F8FF" w:val="clear"/>
+          </w:tcPr>
+          <w:p>
+            <w:pPr>
+              <w:pStyle w:val="Compact"/>
+            </w:pPr>
+          </w:p>
+        </w:tc>
+        <w:tc>
+          <w:tcPr>
+            <w:shd w:fill="E8F8FF" w:val="clear"/>
+          </w:tcPr>
+          <w:p>
+            <w:pPr>
+              <w:pStyle w:val="Compact"/>
+            </w:pPr>
+          </w:p>
+        </w:tc>
+        <w:tc>
+          <w:tcPr>
+            <w:shd w:fill="E8F8FF" w:val="clear"/>
+          </w:tcPr>
+          <w:p>
+            <w:pPr>
+              <w:pStyle w:val="Compact"/>
+            </w:pPr>
+          </w:p>
+        </w:tc>
+      </w:tr>
+      <w:tr>
+        <w:tc>
+          <w:tcPr>
+            <w:shd w:fill="FFFFFF" w:val="clear"/>
+          </w:tcPr>
           <w:p>
             <w:pPr>
               <w:pStyle w:val="Compact"/>
@@ -1808,29 +2599,37 @@
               <w:rPr>
                 <w:bCs/>
                 <w:b/>
+                <w:color w:val="1A1A1A"/>
+                <w:sz w:val="19"/>
               </w:rPr>
               <w:t xml:space="preserve">TOTAL</w:t>
             </w:r>
           </w:p>
         </w:tc>
         <w:tc>
-          <w:tcPr/>
-          <w:p>
-            <w:pPr>
-              <w:pStyle w:val="Compact"/>
-            </w:pPr>
-          </w:p>
-        </w:tc>
-        <w:tc>
-          <w:tcPr/>
-          <w:p>
-            <w:pPr>
-              <w:pStyle w:val="Compact"/>
-            </w:pPr>
-          </w:p>
-        </w:tc>
-        <w:tc>
-          <w:tcPr/>
+          <w:tcPr>
+            <w:shd w:fill="FFFFFF" w:val="clear"/>
+          </w:tcPr>
+          <w:p>
+            <w:pPr>
+              <w:pStyle w:val="Compact"/>
+            </w:pPr>
+          </w:p>
+        </w:tc>
+        <w:tc>
+          <w:tcPr>
+            <w:shd w:fill="FFFFFF" w:val="clear"/>
+          </w:tcPr>
+          <w:p>
+            <w:pPr>
+              <w:pStyle w:val="Compact"/>
+            </w:pPr>
+          </w:p>
+        </w:tc>
+        <w:tc>
+          <w:tcPr>
+            <w:shd w:fill="FFFFFF" w:val="clear"/>
+          </w:tcPr>
           <w:p>
             <w:pPr>
               <w:pStyle w:val="Compact"/>
@@ -1850,9 +2649,29 @@
     <w:bookmarkStart w:id="30" w:name="issues-encountered-and-resolutions"/>
     <w:p>
       <w:pPr>
+        <w:pBdr>
+          <w:top w:val="single" w:sz="18" w:space="1" w:color="F5A623"/>
+          <w:bottom w:val="single" w:sz="6" w:space="1" w:color="0099CC"/>
+        </w:pBdr>
+        <w:spacing w:before="200" w:after="200"/>
+      </w:pPr>
+    </w:p>
+    <w:p>
+      <w:pPr>
         <w:pStyle w:val="Heading2"/>
-      </w:pPr>
-      <w:r>
+        <w:rPr>
+          <w:color w:val="0099CC"/>
+        </w:rPr>
+        <w:pBdr>
+          <w:bottom w:val="single" w:sz="6" w:space="2" w:color="00BFFF"/>
+        </w:pBdr>
+      </w:pPr>
+      <w:r>
+        <w:rPr>
+          <w:b/>
+          <w:color w:val="0099CC"/>
+          <w:sz w:val="32"/>
+        </w:rPr>
         <w:t xml:space="preserve">ISSUES ENCOUNTERED AND RESOLUTIONS</w:t>
       </w:r>
     </w:p>
@@ -1862,6 +2681,14 @@
         <w:tblW w:type="auto" w:w="0"/>
         <w:tblLook w:firstRow="1" w:lastRow="0" w:firstColumn="0" w:lastColumn="0" w:noHBand="0" w:noVBand="0" w:val="0020"/>
         <w:jc w:val="start"/>
+        <w:tblBorders>
+          <w:top w:val="single" w:sz="4" w:space="0" w:color="B0D4E8"/>
+          <w:left w:val="single" w:sz="4" w:space="0" w:color="B0D4E8"/>
+          <w:bottom w:val="single" w:sz="4" w:space="0" w:color="B0D4E8"/>
+          <w:right w:val="single" w:sz="4" w:space="0" w:color="B0D4E8"/>
+          <w:insideH w:val="single" w:sz="4" w:space="0" w:color="B0D4E8"/>
+          <w:insideV w:val="single" w:sz="4" w:space="0" w:color="B0D4E8"/>
+        </w:tblBorders>
       </w:tblPr>
       <w:tblGrid>
         <w:gridCol w:w="1584"/>
@@ -1875,61 +2702,96 @@
           <w:tblHeader w:val="true"/>
         </w:trPr>
         <w:tc>
-          <w:tcPr/>
-          <w:p>
-            <w:pPr>
-              <w:pStyle w:val="Compact"/>
-              <w:jc w:val="left"/>
-            </w:pPr>
-            <w:r>
+          <w:tcPr>
+            <w:shd w:fill="0099CC" w:val="clear"/>
+          </w:tcPr>
+          <w:p>
+            <w:pPr>
+              <w:pStyle w:val="Compact"/>
+              <w:jc w:val="left"/>
+            </w:pPr>
+            <w:r>
+              <w:rPr>
+                <w:b/>
+                <w:color w:val="FFFFFF"/>
+                <w:sz w:val="20"/>
+              </w:rPr>
               <w:t xml:space="preserve">S/N</w:t>
             </w:r>
           </w:p>
         </w:tc>
         <w:tc>
-          <w:tcPr/>
-          <w:p>
-            <w:pPr>
-              <w:pStyle w:val="Compact"/>
-              <w:jc w:val="left"/>
-            </w:pPr>
-            <w:r>
+          <w:tcPr>
+            <w:shd w:fill="0099CC" w:val="clear"/>
+          </w:tcPr>
+          <w:p>
+            <w:pPr>
+              <w:pStyle w:val="Compact"/>
+              <w:jc w:val="left"/>
+            </w:pPr>
+            <w:r>
+              <w:rPr>
+                <w:b/>
+                <w:color w:val="FFFFFF"/>
+                <w:sz w:val="20"/>
+              </w:rPr>
               <w:t xml:space="preserve">Issue Description</w:t>
             </w:r>
           </w:p>
         </w:tc>
         <w:tc>
-          <w:tcPr/>
-          <w:p>
-            <w:pPr>
-              <w:pStyle w:val="Compact"/>
-              <w:jc w:val="left"/>
-            </w:pPr>
-            <w:r>
+          <w:tcPr>
+            <w:shd w:fill="0099CC" w:val="clear"/>
+          </w:tcPr>
+          <w:p>
+            <w:pPr>
+              <w:pStyle w:val="Compact"/>
+              <w:jc w:val="left"/>
+            </w:pPr>
+            <w:r>
+              <w:rPr>
+                <w:b/>
+                <w:color w:val="FFFFFF"/>
+                <w:sz w:val="20"/>
+              </w:rPr>
               <w:t xml:space="preserve">Impact</w:t>
             </w:r>
           </w:p>
         </w:tc>
         <w:tc>
-          <w:tcPr/>
-          <w:p>
-            <w:pPr>
-              <w:pStyle w:val="Compact"/>
-              <w:jc w:val="left"/>
-            </w:pPr>
-            <w:r>
+          <w:tcPr>
+            <w:shd w:fill="0099CC" w:val="clear"/>
+          </w:tcPr>
+          <w:p>
+            <w:pPr>
+              <w:pStyle w:val="Compact"/>
+              <w:jc w:val="left"/>
+            </w:pPr>
+            <w:r>
+              <w:rPr>
+                <w:b/>
+                <w:color w:val="FFFFFF"/>
+                <w:sz w:val="20"/>
+              </w:rPr>
               <w:t xml:space="preserve">Resolution</w:t>
             </w:r>
           </w:p>
         </w:tc>
         <w:tc>
-          <w:tcPr/>
-          <w:p>
-            <w:pPr>
-              <w:pStyle w:val="Compact"/>
-              <w:jc w:val="left"/>
-            </w:pPr>
-            <w:r>
+          <w:tcPr>
+            <w:shd w:fill="0099CC" w:val="clear"/>
+          </w:tcPr>
+          <w:p>
+            <w:pPr>
+              <w:pStyle w:val="Compact"/>
+              <w:jc w:val="left"/>
+            </w:pPr>
+            <w:r>
+              <w:rPr>
+                <w:b/>
+                <w:color w:val="FFFFFF"/>
+                <w:sz w:val="20"/>
+              </w:rPr>
               <w:t xml:space="preserve">Resolved By</w:t>
             </w:r>
           </w:p>
@@ -1937,147 +2799,201 @@
       </w:tr>
       <w:tr>
         <w:tc>
-          <w:tcPr/>
-          <w:p>
-            <w:pPr>
-              <w:pStyle w:val="Compact"/>
-              <w:jc w:val="left"/>
-            </w:pPr>
-            <w:r>
+          <w:tcPr>
+            <w:shd w:fill="FFFFFF" w:val="clear"/>
+          </w:tcPr>
+          <w:p>
+            <w:pPr>
+              <w:pStyle w:val="Compact"/>
+              <w:jc w:val="left"/>
+            </w:pPr>
+            <w:r>
+              <w:rPr>
+                <w:color w:val="1A1A1A"/>
+                <w:sz w:val="19"/>
+              </w:rPr>
               <w:t xml:space="preserve">1</w:t>
             </w:r>
           </w:p>
         </w:tc>
         <w:tc>
-          <w:tcPr/>
-          <w:p>
-            <w:pPr>
-              <w:pStyle w:val="Compact"/>
-            </w:pPr>
-          </w:p>
-        </w:tc>
-        <w:tc>
-          <w:tcPr/>
-          <w:p>
-            <w:pPr>
-              <w:pStyle w:val="Compact"/>
-              <w:jc w:val="left"/>
-            </w:pPr>
-            <w:r>
+          <w:tcPr>
+            <w:shd w:fill="FFFFFF" w:val="clear"/>
+          </w:tcPr>
+          <w:p>
+            <w:pPr>
+              <w:pStyle w:val="Compact"/>
+            </w:pPr>
+          </w:p>
+        </w:tc>
+        <w:tc>
+          <w:tcPr>
+            <w:shd w:fill="FFFFFF" w:val="clear"/>
+          </w:tcPr>
+          <w:p>
+            <w:pPr>
+              <w:pStyle w:val="Compact"/>
+              <w:jc w:val="left"/>
+            </w:pPr>
+            <w:r>
+              <w:rPr>
+                <w:color w:val="1A1A1A"/>
+                <w:sz w:val="19"/>
+              </w:rPr>
               <w:t xml:space="preserve">High / Medium / Low</w:t>
             </w:r>
           </w:p>
         </w:tc>
         <w:tc>
-          <w:tcPr/>
-          <w:p>
-            <w:pPr>
-              <w:pStyle w:val="Compact"/>
-            </w:pPr>
-          </w:p>
-        </w:tc>
-        <w:tc>
-          <w:tcPr/>
-          <w:p>
-            <w:pPr>
-              <w:pStyle w:val="Compact"/>
-            </w:pPr>
-          </w:p>
-        </w:tc>
-      </w:tr>
-      <w:tr>
-        <w:tc>
-          <w:tcPr/>
-          <w:p>
-            <w:pPr>
-              <w:pStyle w:val="Compact"/>
-              <w:jc w:val="left"/>
-            </w:pPr>
-            <w:r>
+          <w:tcPr>
+            <w:shd w:fill="FFFFFF" w:val="clear"/>
+          </w:tcPr>
+          <w:p>
+            <w:pPr>
+              <w:pStyle w:val="Compact"/>
+            </w:pPr>
+          </w:p>
+        </w:tc>
+        <w:tc>
+          <w:tcPr>
+            <w:shd w:fill="FFFFFF" w:val="clear"/>
+          </w:tcPr>
+          <w:p>
+            <w:pPr>
+              <w:pStyle w:val="Compact"/>
+            </w:pPr>
+          </w:p>
+        </w:tc>
+      </w:tr>
+      <w:tr>
+        <w:tc>
+          <w:tcPr>
+            <w:shd w:fill="E8F8FF" w:val="clear"/>
+          </w:tcPr>
+          <w:p>
+            <w:pPr>
+              <w:pStyle w:val="Compact"/>
+              <w:jc w:val="left"/>
+            </w:pPr>
+            <w:r>
+              <w:rPr>
+                <w:color w:val="1A1A1A"/>
+                <w:sz w:val="19"/>
+              </w:rPr>
               <w:t xml:space="preserve">2</w:t>
             </w:r>
           </w:p>
         </w:tc>
         <w:tc>
-          <w:tcPr/>
-          <w:p>
-            <w:pPr>
-              <w:pStyle w:val="Compact"/>
-            </w:pPr>
-          </w:p>
-        </w:tc>
-        <w:tc>
-          <w:tcPr/>
-          <w:p>
-            <w:pPr>
-              <w:pStyle w:val="Compact"/>
-              <w:jc w:val="left"/>
-            </w:pPr>
-            <w:r>
+          <w:tcPr>
+            <w:shd w:fill="E8F8FF" w:val="clear"/>
+          </w:tcPr>
+          <w:p>
+            <w:pPr>
+              <w:pStyle w:val="Compact"/>
+            </w:pPr>
+          </w:p>
+        </w:tc>
+        <w:tc>
+          <w:tcPr>
+            <w:shd w:fill="E8F8FF" w:val="clear"/>
+          </w:tcPr>
+          <w:p>
+            <w:pPr>
+              <w:pStyle w:val="Compact"/>
+              <w:jc w:val="left"/>
+            </w:pPr>
+            <w:r>
+              <w:rPr>
+                <w:color w:val="1A1A1A"/>
+                <w:sz w:val="19"/>
+              </w:rPr>
               <w:t xml:space="preserve">High / Medium / Low</w:t>
             </w:r>
           </w:p>
         </w:tc>
         <w:tc>
-          <w:tcPr/>
-          <w:p>
-            <w:pPr>
-              <w:pStyle w:val="Compact"/>
-            </w:pPr>
-          </w:p>
-        </w:tc>
-        <w:tc>
-          <w:tcPr/>
-          <w:p>
-            <w:pPr>
-              <w:pStyle w:val="Compact"/>
-            </w:pPr>
-          </w:p>
-        </w:tc>
-      </w:tr>
-      <w:tr>
-        <w:tc>
-          <w:tcPr/>
-          <w:p>
-            <w:pPr>
-              <w:pStyle w:val="Compact"/>
-              <w:jc w:val="left"/>
-            </w:pPr>
-            <w:r>
+          <w:tcPr>
+            <w:shd w:fill="E8F8FF" w:val="clear"/>
+          </w:tcPr>
+          <w:p>
+            <w:pPr>
+              <w:pStyle w:val="Compact"/>
+            </w:pPr>
+          </w:p>
+        </w:tc>
+        <w:tc>
+          <w:tcPr>
+            <w:shd w:fill="E8F8FF" w:val="clear"/>
+          </w:tcPr>
+          <w:p>
+            <w:pPr>
+              <w:pStyle w:val="Compact"/>
+            </w:pPr>
+          </w:p>
+        </w:tc>
+      </w:tr>
+      <w:tr>
+        <w:tc>
+          <w:tcPr>
+            <w:shd w:fill="FFFFFF" w:val="clear"/>
+          </w:tcPr>
+          <w:p>
+            <w:pPr>
+              <w:pStyle w:val="Compact"/>
+              <w:jc w:val="left"/>
+            </w:pPr>
+            <w:r>
+              <w:rPr>
+                <w:color w:val="1A1A1A"/>
+                <w:sz w:val="19"/>
+              </w:rPr>
               <w:t xml:space="preserve">3</w:t>
             </w:r>
           </w:p>
         </w:tc>
         <w:tc>
-          <w:tcPr/>
-          <w:p>
-            <w:pPr>
-              <w:pStyle w:val="Compact"/>
-            </w:pPr>
-          </w:p>
-        </w:tc>
-        <w:tc>
-          <w:tcPr/>
-          <w:p>
-            <w:pPr>
-              <w:pStyle w:val="Compact"/>
-              <w:jc w:val="left"/>
-            </w:pPr>
-            <w:r>
+          <w:tcPr>
+            <w:shd w:fill="FFFFFF" w:val="clear"/>
+          </w:tcPr>
+          <w:p>
+            <w:pPr>
+              <w:pStyle w:val="Compact"/>
+            </w:pPr>
+          </w:p>
+        </w:tc>
+        <w:tc>
+          <w:tcPr>
+            <w:shd w:fill="FFFFFF" w:val="clear"/>
+          </w:tcPr>
+          <w:p>
+            <w:pPr>
+              <w:pStyle w:val="Compact"/>
+              <w:jc w:val="left"/>
+            </w:pPr>
+            <w:r>
+              <w:rPr>
+                <w:color w:val="1A1A1A"/>
+                <w:sz w:val="19"/>
+              </w:rPr>
               <w:t xml:space="preserve">High / Medium / Low</w:t>
             </w:r>
           </w:p>
         </w:tc>
         <w:tc>
-          <w:tcPr/>
-          <w:p>
-            <w:pPr>
-              <w:pStyle w:val="Compact"/>
-            </w:pPr>
-          </w:p>
-        </w:tc>
-        <w:tc>
-          <w:tcPr/>
+          <w:tcPr>
+            <w:shd w:fill="FFFFFF" w:val="clear"/>
+          </w:tcPr>
+          <w:p>
+            <w:pPr>
+              <w:pStyle w:val="Compact"/>
+            </w:pPr>
+          </w:p>
+        </w:tc>
+        <w:tc>
+          <w:tcPr>
+            <w:shd w:fill="FFFFFF" w:val="clear"/>
+          </w:tcPr>
           <w:p>
             <w:pPr>
               <w:pStyle w:val="Compact"/>
@@ -2097,9 +3013,29 @@
     <w:bookmarkStart w:id="31" w:name="before-and-after-condition"/>
     <w:p>
       <w:pPr>
+        <w:pBdr>
+          <w:top w:val="single" w:sz="18" w:space="1" w:color="F5A623"/>
+          <w:bottom w:val="single" w:sz="6" w:space="1" w:color="0099CC"/>
+        </w:pBdr>
+        <w:spacing w:before="200" w:after="200"/>
+      </w:pPr>
+    </w:p>
+    <w:p>
+      <w:pPr>
         <w:pStyle w:val="Heading2"/>
-      </w:pPr>
-      <w:r>
+        <w:rPr>
+          <w:color w:val="0099CC"/>
+        </w:rPr>
+        <w:pBdr>
+          <w:bottom w:val="single" w:sz="6" w:space="2" w:color="00BFFF"/>
+        </w:pBdr>
+      </w:pPr>
+      <w:r>
+        <w:rPr>
+          <w:b/>
+          <w:color w:val="0099CC"/>
+          <w:sz w:val="32"/>
+        </w:rPr>
         <w:t xml:space="preserve">BEFORE AND AFTER CONDITION</w:t>
       </w:r>
     </w:p>
@@ -2184,9 +3120,29 @@
     <w:bookmarkStart w:id="32" w:name="recommendations"/>
     <w:p>
       <w:pPr>
+        <w:pBdr>
+          <w:top w:val="single" w:sz="18" w:space="1" w:color="F5A623"/>
+          <w:bottom w:val="single" w:sz="6" w:space="1" w:color="0099CC"/>
+        </w:pBdr>
+        <w:spacing w:before="200" w:after="200"/>
+      </w:pPr>
+    </w:p>
+    <w:p>
+      <w:pPr>
         <w:pStyle w:val="Heading2"/>
-      </w:pPr>
-      <w:r>
+        <w:rPr>
+          <w:color w:val="0099CC"/>
+        </w:rPr>
+        <w:pBdr>
+          <w:bottom w:val="single" w:sz="6" w:space="2" w:color="00BFFF"/>
+        </w:pBdr>
+      </w:pPr>
+      <w:r>
+        <w:rPr>
+          <w:b/>
+          <w:color w:val="0099CC"/>
+          <w:sz w:val="32"/>
+        </w:rPr>
         <w:t xml:space="preserve">RECOMMENDATIONS</w:t>
       </w:r>
     </w:p>
@@ -2279,9 +3235,29 @@
     <w:bookmarkStart w:id="33" w:name="client-feedback-satisfaction"/>
     <w:p>
       <w:pPr>
+        <w:pBdr>
+          <w:top w:val="single" w:sz="18" w:space="1" w:color="F5A623"/>
+          <w:bottom w:val="single" w:sz="6" w:space="1" w:color="0099CC"/>
+        </w:pBdr>
+        <w:spacing w:before="200" w:after="200"/>
+      </w:pPr>
+    </w:p>
+    <w:p>
+      <w:pPr>
         <w:pStyle w:val="Heading2"/>
-      </w:pPr>
-      <w:r>
+        <w:rPr>
+          <w:color w:val="0099CC"/>
+        </w:rPr>
+        <w:pBdr>
+          <w:bottom w:val="single" w:sz="6" w:space="2" w:color="00BFFF"/>
+        </w:pBdr>
+      </w:pPr>
+      <w:r>
+        <w:rPr>
+          <w:b/>
+          <w:color w:val="0099CC"/>
+          <w:sz w:val="32"/>
+        </w:rPr>
         <w:t xml:space="preserve">CLIENT FEEDBACK / SATISFACTION</w:t>
       </w:r>
     </w:p>
@@ -2291,6 +3267,14 @@
         <w:tblW w:type="auto" w:w="0"/>
         <w:tblLook w:firstRow="1" w:lastRow="0" w:firstColumn="0" w:lastColumn="0" w:noHBand="0" w:noVBand="0" w:val="0020"/>
         <w:jc w:val="start"/>
+        <w:tblBorders>
+          <w:top w:val="single" w:sz="4" w:space="0" w:color="B0D4E8"/>
+          <w:left w:val="single" w:sz="4" w:space="0" w:color="B0D4E8"/>
+          <w:bottom w:val="single" w:sz="4" w:space="0" w:color="B0D4E8"/>
+          <w:right w:val="single" w:sz="4" w:space="0" w:color="B0D4E8"/>
+          <w:insideH w:val="single" w:sz="4" w:space="0" w:color="B0D4E8"/>
+          <w:insideV w:val="single" w:sz="4" w:space="0" w:color="B0D4E8"/>
+        </w:tblBorders>
       </w:tblPr>
       <w:tblGrid>
         <w:gridCol w:w="2640"/>
@@ -2302,37 +3286,58 @@
           <w:tblHeader w:val="true"/>
         </w:trPr>
         <w:tc>
-          <w:tcPr/>
-          <w:p>
-            <w:pPr>
-              <w:pStyle w:val="Compact"/>
-              <w:jc w:val="left"/>
-            </w:pPr>
-            <w:r>
+          <w:tcPr>
+            <w:shd w:fill="0099CC" w:val="clear"/>
+          </w:tcPr>
+          <w:p>
+            <w:pPr>
+              <w:pStyle w:val="Compact"/>
+              <w:jc w:val="left"/>
+            </w:pPr>
+            <w:r>
+              <w:rPr>
+                <w:b/>
+                <w:color w:val="FFFFFF"/>
+                <w:sz w:val="20"/>
+              </w:rPr>
               <w:t xml:space="preserve">Criteria</w:t>
             </w:r>
           </w:p>
         </w:tc>
         <w:tc>
-          <w:tcPr/>
-          <w:p>
-            <w:pPr>
-              <w:pStyle w:val="Compact"/>
-              <w:jc w:val="left"/>
-            </w:pPr>
-            <w:r>
+          <w:tcPr>
+            <w:shd w:fill="0099CC" w:val="clear"/>
+          </w:tcPr>
+          <w:p>
+            <w:pPr>
+              <w:pStyle w:val="Compact"/>
+              <w:jc w:val="left"/>
+            </w:pPr>
+            <w:r>
+              <w:rPr>
+                <w:b/>
+                <w:color w:val="FFFFFF"/>
+                <w:sz w:val="20"/>
+              </w:rPr>
               <w:t xml:space="preserve">Rating (1-5)</w:t>
             </w:r>
           </w:p>
         </w:tc>
         <w:tc>
-          <w:tcPr/>
-          <w:p>
-            <w:pPr>
-              <w:pStyle w:val="Compact"/>
-              <w:jc w:val="left"/>
-            </w:pPr>
-            <w:r>
+          <w:tcPr>
+            <w:shd w:fill="0099CC" w:val="clear"/>
+          </w:tcPr>
+          <w:p>
+            <w:pPr>
+              <w:pStyle w:val="Compact"/>
+              <w:jc w:val="left"/>
+            </w:pPr>
+            <w:r>
+              <w:rPr>
+                <w:b/>
+                <w:color w:val="FFFFFF"/>
+                <w:sz w:val="20"/>
+              </w:rPr>
               <w:t xml:space="preserve">Comments</w:t>
             </w:r>
           </w:p>
@@ -2340,147 +3345,197 @@
       </w:tr>
       <w:tr>
         <w:tc>
-          <w:tcPr/>
-          <w:p>
-            <w:pPr>
-              <w:pStyle w:val="Compact"/>
-              <w:jc w:val="left"/>
-            </w:pPr>
-            <w:r>
+          <w:tcPr>
+            <w:shd w:fill="FFFFFF" w:val="clear"/>
+          </w:tcPr>
+          <w:p>
+            <w:pPr>
+              <w:pStyle w:val="Compact"/>
+              <w:jc w:val="left"/>
+            </w:pPr>
+            <w:r>
+              <w:rPr>
+                <w:color w:val="1A1A1A"/>
+                <w:sz w:val="19"/>
+              </w:rPr>
               <w:t xml:space="preserve">Quality of Work</w:t>
             </w:r>
           </w:p>
         </w:tc>
         <w:tc>
-          <w:tcPr/>
-          <w:p>
-            <w:pPr>
-              <w:pStyle w:val="Compact"/>
-            </w:pPr>
-          </w:p>
-        </w:tc>
-        <w:tc>
-          <w:tcPr/>
-          <w:p>
-            <w:pPr>
-              <w:pStyle w:val="Compact"/>
-            </w:pPr>
-          </w:p>
-        </w:tc>
-      </w:tr>
-      <w:tr>
-        <w:tc>
-          <w:tcPr/>
-          <w:p>
-            <w:pPr>
-              <w:pStyle w:val="Compact"/>
-              <w:jc w:val="left"/>
-            </w:pPr>
-            <w:r>
+          <w:tcPr>
+            <w:shd w:fill="FFFFFF" w:val="clear"/>
+          </w:tcPr>
+          <w:p>
+            <w:pPr>
+              <w:pStyle w:val="Compact"/>
+            </w:pPr>
+          </w:p>
+        </w:tc>
+        <w:tc>
+          <w:tcPr>
+            <w:shd w:fill="FFFFFF" w:val="clear"/>
+          </w:tcPr>
+          <w:p>
+            <w:pPr>
+              <w:pStyle w:val="Compact"/>
+            </w:pPr>
+          </w:p>
+        </w:tc>
+      </w:tr>
+      <w:tr>
+        <w:tc>
+          <w:tcPr>
+            <w:shd w:fill="E8F8FF" w:val="clear"/>
+          </w:tcPr>
+          <w:p>
+            <w:pPr>
+              <w:pStyle w:val="Compact"/>
+              <w:jc w:val="left"/>
+            </w:pPr>
+            <w:r>
+              <w:rPr>
+                <w:color w:val="1A1A1A"/>
+                <w:sz w:val="19"/>
+              </w:rPr>
               <w:t xml:space="preserve">Timeliness</w:t>
             </w:r>
           </w:p>
         </w:tc>
         <w:tc>
-          <w:tcPr/>
-          <w:p>
-            <w:pPr>
-              <w:pStyle w:val="Compact"/>
-            </w:pPr>
-          </w:p>
-        </w:tc>
-        <w:tc>
-          <w:tcPr/>
-          <w:p>
-            <w:pPr>
-              <w:pStyle w:val="Compact"/>
-            </w:pPr>
-          </w:p>
-        </w:tc>
-      </w:tr>
-      <w:tr>
-        <w:tc>
-          <w:tcPr/>
-          <w:p>
-            <w:pPr>
-              <w:pStyle w:val="Compact"/>
-              <w:jc w:val="left"/>
-            </w:pPr>
-            <w:r>
+          <w:tcPr>
+            <w:shd w:fill="E8F8FF" w:val="clear"/>
+          </w:tcPr>
+          <w:p>
+            <w:pPr>
+              <w:pStyle w:val="Compact"/>
+            </w:pPr>
+          </w:p>
+        </w:tc>
+        <w:tc>
+          <w:tcPr>
+            <w:shd w:fill="E8F8FF" w:val="clear"/>
+          </w:tcPr>
+          <w:p>
+            <w:pPr>
+              <w:pStyle w:val="Compact"/>
+            </w:pPr>
+          </w:p>
+        </w:tc>
+      </w:tr>
+      <w:tr>
+        <w:tc>
+          <w:tcPr>
+            <w:shd w:fill="FFFFFF" w:val="clear"/>
+          </w:tcPr>
+          <w:p>
+            <w:pPr>
+              <w:pStyle w:val="Compact"/>
+              <w:jc w:val="left"/>
+            </w:pPr>
+            <w:r>
+              <w:rPr>
+                <w:color w:val="1A1A1A"/>
+                <w:sz w:val="19"/>
+              </w:rPr>
               <w:t xml:space="preserve">Professionalism</w:t>
             </w:r>
           </w:p>
         </w:tc>
         <w:tc>
-          <w:tcPr/>
-          <w:p>
-            <w:pPr>
-              <w:pStyle w:val="Compact"/>
-            </w:pPr>
-          </w:p>
-        </w:tc>
-        <w:tc>
-          <w:tcPr/>
-          <w:p>
-            <w:pPr>
-              <w:pStyle w:val="Compact"/>
-            </w:pPr>
-          </w:p>
-        </w:tc>
-      </w:tr>
-      <w:tr>
-        <w:tc>
-          <w:tcPr/>
-          <w:p>
-            <w:pPr>
-              <w:pStyle w:val="Compact"/>
-              <w:jc w:val="left"/>
-            </w:pPr>
-            <w:r>
+          <w:tcPr>
+            <w:shd w:fill="FFFFFF" w:val="clear"/>
+          </w:tcPr>
+          <w:p>
+            <w:pPr>
+              <w:pStyle w:val="Compact"/>
+            </w:pPr>
+          </w:p>
+        </w:tc>
+        <w:tc>
+          <w:tcPr>
+            <w:shd w:fill="FFFFFF" w:val="clear"/>
+          </w:tcPr>
+          <w:p>
+            <w:pPr>
+              <w:pStyle w:val="Compact"/>
+            </w:pPr>
+          </w:p>
+        </w:tc>
+      </w:tr>
+      <w:tr>
+        <w:tc>
+          <w:tcPr>
+            <w:shd w:fill="E8F8FF" w:val="clear"/>
+          </w:tcPr>
+          <w:p>
+            <w:pPr>
+              <w:pStyle w:val="Compact"/>
+              <w:jc w:val="left"/>
+            </w:pPr>
+            <w:r>
+              <w:rPr>
+                <w:color w:val="1A1A1A"/>
+                <w:sz w:val="19"/>
+              </w:rPr>
               <w:t xml:space="preserve">Communication</w:t>
             </w:r>
           </w:p>
         </w:tc>
         <w:tc>
-          <w:tcPr/>
-          <w:p>
-            <w:pPr>
-              <w:pStyle w:val="Compact"/>
-            </w:pPr>
-          </w:p>
-        </w:tc>
-        <w:tc>
-          <w:tcPr/>
-          <w:p>
-            <w:pPr>
-              <w:pStyle w:val="Compact"/>
-            </w:pPr>
-          </w:p>
-        </w:tc>
-      </w:tr>
-      <w:tr>
-        <w:tc>
-          <w:tcPr/>
-          <w:p>
-            <w:pPr>
-              <w:pStyle w:val="Compact"/>
-              <w:jc w:val="left"/>
-            </w:pPr>
-            <w:r>
+          <w:tcPr>
+            <w:shd w:fill="E8F8FF" w:val="clear"/>
+          </w:tcPr>
+          <w:p>
+            <w:pPr>
+              <w:pStyle w:val="Compact"/>
+            </w:pPr>
+          </w:p>
+        </w:tc>
+        <w:tc>
+          <w:tcPr>
+            <w:shd w:fill="E8F8FF" w:val="clear"/>
+          </w:tcPr>
+          <w:p>
+            <w:pPr>
+              <w:pStyle w:val="Compact"/>
+            </w:pPr>
+          </w:p>
+        </w:tc>
+      </w:tr>
+      <w:tr>
+        <w:tc>
+          <w:tcPr>
+            <w:shd w:fill="FFFFFF" w:val="clear"/>
+          </w:tcPr>
+          <w:p>
+            <w:pPr>
+              <w:pStyle w:val="Compact"/>
+              <w:jc w:val="left"/>
+            </w:pPr>
+            <w:r>
+              <w:rPr>
+                <w:color w:val="1A1A1A"/>
+                <w:sz w:val="19"/>
+              </w:rPr>
               <w:t xml:space="preserve">Overall Satisfaction</w:t>
             </w:r>
           </w:p>
         </w:tc>
         <w:tc>
-          <w:tcPr/>
-          <w:p>
-            <w:pPr>
-              <w:pStyle w:val="Compact"/>
-            </w:pPr>
-          </w:p>
-        </w:tc>
-        <w:tc>
-          <w:tcPr/>
+          <w:tcPr>
+            <w:shd w:fill="FFFFFF" w:val="clear"/>
+          </w:tcPr>
+          <w:p>
+            <w:pPr>
+              <w:pStyle w:val="Compact"/>
+            </w:pPr>
+          </w:p>
+        </w:tc>
+        <w:tc>
+          <w:tcPr>
+            <w:shd w:fill="FFFFFF" w:val="clear"/>
+          </w:tcPr>
           <w:p>
             <w:pPr>
               <w:pStyle w:val="Compact"/>
@@ -2538,9 +3593,29 @@
     <w:bookmarkStart w:id="34" w:name="outstanding-items-punch-list"/>
     <w:p>
       <w:pPr>
+        <w:pBdr>
+          <w:top w:val="single" w:sz="18" w:space="1" w:color="F5A623"/>
+          <w:bottom w:val="single" w:sz="6" w:space="1" w:color="0099CC"/>
+        </w:pBdr>
+        <w:spacing w:before="200" w:after="200"/>
+      </w:pPr>
+    </w:p>
+    <w:p>
+      <w:pPr>
         <w:pStyle w:val="Heading2"/>
-      </w:pPr>
-      <w:r>
+        <w:rPr>
+          <w:color w:val="0099CC"/>
+        </w:rPr>
+        <w:pBdr>
+          <w:bottom w:val="single" w:sz="6" w:space="2" w:color="00BFFF"/>
+        </w:pBdr>
+      </w:pPr>
+      <w:r>
+        <w:rPr>
+          <w:b/>
+          <w:color w:val="0099CC"/>
+          <w:sz w:val="32"/>
+        </w:rPr>
         <w:t xml:space="preserve">OUTSTANDING ITEMS / PUNCH LIST</w:t>
       </w:r>
     </w:p>
@@ -2562,6 +3637,14 @@
         <w:tblW w:type="auto" w:w="0"/>
         <w:tblLook w:firstRow="1" w:lastRow="0" w:firstColumn="0" w:lastColumn="0" w:noHBand="0" w:noVBand="0" w:val="0020"/>
         <w:jc w:val="start"/>
+        <w:tblBorders>
+          <w:top w:val="single" w:sz="4" w:space="0" w:color="B0D4E8"/>
+          <w:left w:val="single" w:sz="4" w:space="0" w:color="B0D4E8"/>
+          <w:bottom w:val="single" w:sz="4" w:space="0" w:color="B0D4E8"/>
+          <w:right w:val="single" w:sz="4" w:space="0" w:color="B0D4E8"/>
+          <w:insideH w:val="single" w:sz="4" w:space="0" w:color="B0D4E8"/>
+          <w:insideV w:val="single" w:sz="4" w:space="0" w:color="B0D4E8"/>
+        </w:tblBorders>
       </w:tblPr>
       <w:tblGrid>
         <w:gridCol w:w="1320"/>
@@ -2576,73 +3659,115 @@
           <w:tblHeader w:val="true"/>
         </w:trPr>
         <w:tc>
-          <w:tcPr/>
-          <w:p>
-            <w:pPr>
-              <w:pStyle w:val="Compact"/>
-              <w:jc w:val="left"/>
-            </w:pPr>
-            <w:r>
+          <w:tcPr>
+            <w:shd w:fill="0099CC" w:val="clear"/>
+          </w:tcPr>
+          <w:p>
+            <w:pPr>
+              <w:pStyle w:val="Compact"/>
+              <w:jc w:val="left"/>
+            </w:pPr>
+            <w:r>
+              <w:rPr>
+                <w:b/>
+                <w:color w:val="FFFFFF"/>
+                <w:sz w:val="20"/>
+              </w:rPr>
               <w:t xml:space="preserve">S/N</w:t>
             </w:r>
           </w:p>
         </w:tc>
         <w:tc>
-          <w:tcPr/>
-          <w:p>
-            <w:pPr>
-              <w:pStyle w:val="Compact"/>
-              <w:jc w:val="left"/>
-            </w:pPr>
-            <w:r>
+          <w:tcPr>
+            <w:shd w:fill="0099CC" w:val="clear"/>
+          </w:tcPr>
+          <w:p>
+            <w:pPr>
+              <w:pStyle w:val="Compact"/>
+              <w:jc w:val="left"/>
+            </w:pPr>
+            <w:r>
+              <w:rPr>
+                <w:b/>
+                <w:color w:val="FFFFFF"/>
+                <w:sz w:val="20"/>
+              </w:rPr>
               <w:t xml:space="preserve">Description</w:t>
             </w:r>
           </w:p>
         </w:tc>
         <w:tc>
-          <w:tcPr/>
-          <w:p>
-            <w:pPr>
-              <w:pStyle w:val="Compact"/>
-              <w:jc w:val="left"/>
-            </w:pPr>
-            <w:r>
+          <w:tcPr>
+            <w:shd w:fill="0099CC" w:val="clear"/>
+          </w:tcPr>
+          <w:p>
+            <w:pPr>
+              <w:pStyle w:val="Compact"/>
+              <w:jc w:val="left"/>
+            </w:pPr>
+            <w:r>
+              <w:rPr>
+                <w:b/>
+                <w:color w:val="FFFFFF"/>
+                <w:sz w:val="20"/>
+              </w:rPr>
               <w:t xml:space="preserve">Priority</w:t>
             </w:r>
           </w:p>
         </w:tc>
         <w:tc>
-          <w:tcPr/>
-          <w:p>
-            <w:pPr>
-              <w:pStyle w:val="Compact"/>
-              <w:jc w:val="left"/>
-            </w:pPr>
-            <w:r>
+          <w:tcPr>
+            <w:shd w:fill="0099CC" w:val="clear"/>
+          </w:tcPr>
+          <w:p>
+            <w:pPr>
+              <w:pStyle w:val="Compact"/>
+              <w:jc w:val="left"/>
+            </w:pPr>
+            <w:r>
+              <w:rPr>
+                <w:b/>
+                <w:color w:val="FFFFFF"/>
+                <w:sz w:val="20"/>
+              </w:rPr>
               <w:t xml:space="preserve">Responsible</w:t>
             </w:r>
           </w:p>
         </w:tc>
         <w:tc>
-          <w:tcPr/>
-          <w:p>
-            <w:pPr>
-              <w:pStyle w:val="Compact"/>
-              <w:jc w:val="left"/>
-            </w:pPr>
-            <w:r>
+          <w:tcPr>
+            <w:shd w:fill="0099CC" w:val="clear"/>
+          </w:tcPr>
+          <w:p>
+            <w:pPr>
+              <w:pStyle w:val="Compact"/>
+              <w:jc w:val="left"/>
+            </w:pPr>
+            <w:r>
+              <w:rPr>
+                <w:b/>
+                <w:color w:val="FFFFFF"/>
+                <w:sz w:val="20"/>
+              </w:rPr>
               <w:t xml:space="preserve">Target Date</w:t>
             </w:r>
           </w:p>
         </w:tc>
         <w:tc>
-          <w:tcPr/>
-          <w:p>
-            <w:pPr>
-              <w:pStyle w:val="Compact"/>
-              <w:jc w:val="left"/>
-            </w:pPr>
-            <w:r>
+          <w:tcPr>
+            <w:shd w:fill="0099CC" w:val="clear"/>
+          </w:tcPr>
+          <w:p>
+            <w:pPr>
+              <w:pStyle w:val="Compact"/>
+              <w:jc w:val="left"/>
+            </w:pPr>
+            <w:r>
+              <w:rPr>
+                <w:b/>
+                <w:color w:val="FFFFFF"/>
+                <w:sz w:val="20"/>
+              </w:rPr>
               <w:t xml:space="preserve">Status</w:t>
             </w:r>
           </w:p>
@@ -2650,61 +3775,85 @@
       </w:tr>
       <w:tr>
         <w:tc>
-          <w:tcPr/>
-          <w:p>
-            <w:pPr>
-              <w:pStyle w:val="Compact"/>
-              <w:jc w:val="left"/>
-            </w:pPr>
-            <w:r>
+          <w:tcPr>
+            <w:shd w:fill="FFFFFF" w:val="clear"/>
+          </w:tcPr>
+          <w:p>
+            <w:pPr>
+              <w:pStyle w:val="Compact"/>
+              <w:jc w:val="left"/>
+            </w:pPr>
+            <w:r>
+              <w:rPr>
+                <w:color w:val="1A1A1A"/>
+                <w:sz w:val="19"/>
+              </w:rPr>
               <w:t xml:space="preserve">1</w:t>
             </w:r>
           </w:p>
         </w:tc>
         <w:tc>
-          <w:tcPr/>
-          <w:p>
-            <w:pPr>
-              <w:pStyle w:val="Compact"/>
-            </w:pPr>
-          </w:p>
-        </w:tc>
-        <w:tc>
-          <w:tcPr/>
-          <w:p>
-            <w:pPr>
-              <w:pStyle w:val="Compact"/>
-              <w:jc w:val="left"/>
-            </w:pPr>
-            <w:r>
+          <w:tcPr>
+            <w:shd w:fill="FFFFFF" w:val="clear"/>
+          </w:tcPr>
+          <w:p>
+            <w:pPr>
+              <w:pStyle w:val="Compact"/>
+            </w:pPr>
+          </w:p>
+        </w:tc>
+        <w:tc>
+          <w:tcPr>
+            <w:shd w:fill="FFFFFF" w:val="clear"/>
+          </w:tcPr>
+          <w:p>
+            <w:pPr>
+              <w:pStyle w:val="Compact"/>
+              <w:jc w:val="left"/>
+            </w:pPr>
+            <w:r>
+              <w:rPr>
+                <w:color w:val="1A1A1A"/>
+                <w:sz w:val="19"/>
+              </w:rPr>
               <w:t xml:space="preserve">High / Medium / Low</w:t>
             </w:r>
           </w:p>
         </w:tc>
         <w:tc>
-          <w:tcPr/>
-          <w:p>
-            <w:pPr>
-              <w:pStyle w:val="Compact"/>
-            </w:pPr>
-          </w:p>
-        </w:tc>
-        <w:tc>
-          <w:tcPr/>
-          <w:p>
-            <w:pPr>
-              <w:pStyle w:val="Compact"/>
-            </w:pPr>
-          </w:p>
-        </w:tc>
-        <w:tc>
-          <w:tcPr/>
-          <w:p>
-            <w:pPr>
-              <w:pStyle w:val="Compact"/>
-              <w:jc w:val="left"/>
-            </w:pPr>
-            <w:r>
+          <w:tcPr>
+            <w:shd w:fill="FFFFFF" w:val="clear"/>
+          </w:tcPr>
+          <w:p>
+            <w:pPr>
+              <w:pStyle w:val="Compact"/>
+            </w:pPr>
+          </w:p>
+        </w:tc>
+        <w:tc>
+          <w:tcPr>
+            <w:shd w:fill="FFFFFF" w:val="clear"/>
+          </w:tcPr>
+          <w:p>
+            <w:pPr>
+              <w:pStyle w:val="Compact"/>
+            </w:pPr>
+          </w:p>
+        </w:tc>
+        <w:tc>
+          <w:tcPr>
+            <w:shd w:fill="FFFFFF" w:val="clear"/>
+          </w:tcPr>
+          <w:p>
+            <w:pPr>
+              <w:pStyle w:val="Compact"/>
+              <w:jc w:val="left"/>
+            </w:pPr>
+            <w:r>
+              <w:rPr>
+                <w:color w:val="1A1A1A"/>
+                <w:sz w:val="19"/>
+              </w:rPr>
               <w:t xml:space="preserve">Open / Closed</w:t>
             </w:r>
           </w:p>
@@ -2712,61 +3861,85 @@
       </w:tr>
       <w:tr>
         <w:tc>
-          <w:tcPr/>
-          <w:p>
-            <w:pPr>
-              <w:pStyle w:val="Compact"/>
-              <w:jc w:val="left"/>
-            </w:pPr>
-            <w:r>
+          <w:tcPr>
+            <w:shd w:fill="E8F8FF" w:val="clear"/>
+          </w:tcPr>
+          <w:p>
+            <w:pPr>
+              <w:pStyle w:val="Compact"/>
+              <w:jc w:val="left"/>
+            </w:pPr>
+            <w:r>
+              <w:rPr>
+                <w:color w:val="1A1A1A"/>
+                <w:sz w:val="19"/>
+              </w:rPr>
               <w:t xml:space="preserve">2</w:t>
             </w:r>
           </w:p>
         </w:tc>
         <w:tc>
-          <w:tcPr/>
-          <w:p>
-            <w:pPr>
-              <w:pStyle w:val="Compact"/>
-            </w:pPr>
-          </w:p>
-        </w:tc>
-        <w:tc>
-          <w:tcPr/>
-          <w:p>
-            <w:pPr>
-              <w:pStyle w:val="Compact"/>
-              <w:jc w:val="left"/>
-            </w:pPr>
-            <w:r>
+          <w:tcPr>
+            <w:shd w:fill="E8F8FF" w:val="clear"/>
+          </w:tcPr>
+          <w:p>
+            <w:pPr>
+              <w:pStyle w:val="Compact"/>
+            </w:pPr>
+          </w:p>
+        </w:tc>
+        <w:tc>
+          <w:tcPr>
+            <w:shd w:fill="E8F8FF" w:val="clear"/>
+          </w:tcPr>
+          <w:p>
+            <w:pPr>
+              <w:pStyle w:val="Compact"/>
+              <w:jc w:val="left"/>
+            </w:pPr>
+            <w:r>
+              <w:rPr>
+                <w:color w:val="1A1A1A"/>
+                <w:sz w:val="19"/>
+              </w:rPr>
               <w:t xml:space="preserve">High / Medium / Low</w:t>
             </w:r>
           </w:p>
         </w:tc>
         <w:tc>
-          <w:tcPr/>
-          <w:p>
-            <w:pPr>
-              <w:pStyle w:val="Compact"/>
-            </w:pPr>
-          </w:p>
-        </w:tc>
-        <w:tc>
-          <w:tcPr/>
-          <w:p>
-            <w:pPr>
-              <w:pStyle w:val="Compact"/>
-            </w:pPr>
-          </w:p>
-        </w:tc>
-        <w:tc>
-          <w:tcPr/>
-          <w:p>
-            <w:pPr>
-              <w:pStyle w:val="Compact"/>
-              <w:jc w:val="left"/>
-            </w:pPr>
-            <w:r>
+          <w:tcPr>
+            <w:shd w:fill="E8F8FF" w:val="clear"/>
+          </w:tcPr>
+          <w:p>
+            <w:pPr>
+              <w:pStyle w:val="Compact"/>
+            </w:pPr>
+          </w:p>
+        </w:tc>
+        <w:tc>
+          <w:tcPr>
+            <w:shd w:fill="E8F8FF" w:val="clear"/>
+          </w:tcPr>
+          <w:p>
+            <w:pPr>
+              <w:pStyle w:val="Compact"/>
+            </w:pPr>
+          </w:p>
+        </w:tc>
+        <w:tc>
+          <w:tcPr>
+            <w:shd w:fill="E8F8FF" w:val="clear"/>
+          </w:tcPr>
+          <w:p>
+            <w:pPr>
+              <w:pStyle w:val="Compact"/>
+              <w:jc w:val="left"/>
+            </w:pPr>
+            <w:r>
+              <w:rPr>
+                <w:color w:val="1A1A1A"/>
+                <w:sz w:val="19"/>
+              </w:rPr>
               <w:t xml:space="preserve">Open / Closed</w:t>
             </w:r>
           </w:p>
@@ -2774,61 +3947,85 @@
       </w:tr>
       <w:tr>
         <w:tc>
-          <w:tcPr/>
-          <w:p>
-            <w:pPr>
-              <w:pStyle w:val="Compact"/>
-              <w:jc w:val="left"/>
-            </w:pPr>
-            <w:r>
+          <w:tcPr>
+            <w:shd w:fill="FFFFFF" w:val="clear"/>
+          </w:tcPr>
+          <w:p>
+            <w:pPr>
+              <w:pStyle w:val="Compact"/>
+              <w:jc w:val="left"/>
+            </w:pPr>
+            <w:r>
+              <w:rPr>
+                <w:color w:val="1A1A1A"/>
+                <w:sz w:val="19"/>
+              </w:rPr>
               <w:t xml:space="preserve">3</w:t>
             </w:r>
           </w:p>
         </w:tc>
         <w:tc>
-          <w:tcPr/>
-          <w:p>
-            <w:pPr>
-              <w:pStyle w:val="Compact"/>
-            </w:pPr>
-          </w:p>
-        </w:tc>
-        <w:tc>
-          <w:tcPr/>
-          <w:p>
-            <w:pPr>
-              <w:pStyle w:val="Compact"/>
-              <w:jc w:val="left"/>
-            </w:pPr>
-            <w:r>
+          <w:tcPr>
+            <w:shd w:fill="FFFFFF" w:val="clear"/>
+          </w:tcPr>
+          <w:p>
+            <w:pPr>
+              <w:pStyle w:val="Compact"/>
+            </w:pPr>
+          </w:p>
+        </w:tc>
+        <w:tc>
+          <w:tcPr>
+            <w:shd w:fill="FFFFFF" w:val="clear"/>
+          </w:tcPr>
+          <w:p>
+            <w:pPr>
+              <w:pStyle w:val="Compact"/>
+              <w:jc w:val="left"/>
+            </w:pPr>
+            <w:r>
+              <w:rPr>
+                <w:color w:val="1A1A1A"/>
+                <w:sz w:val="19"/>
+              </w:rPr>
               <w:t xml:space="preserve">High / Medium / Low</w:t>
             </w:r>
           </w:p>
         </w:tc>
         <w:tc>
-          <w:tcPr/>
-          <w:p>
-            <w:pPr>
-              <w:pStyle w:val="Compact"/>
-            </w:pPr>
-          </w:p>
-        </w:tc>
-        <w:tc>
-          <w:tcPr/>
-          <w:p>
-            <w:pPr>
-              <w:pStyle w:val="Compact"/>
-            </w:pPr>
-          </w:p>
-        </w:tc>
-        <w:tc>
-          <w:tcPr/>
-          <w:p>
-            <w:pPr>
-              <w:pStyle w:val="Compact"/>
-              <w:jc w:val="left"/>
-            </w:pPr>
-            <w:r>
+          <w:tcPr>
+            <w:shd w:fill="FFFFFF" w:val="clear"/>
+          </w:tcPr>
+          <w:p>
+            <w:pPr>
+              <w:pStyle w:val="Compact"/>
+            </w:pPr>
+          </w:p>
+        </w:tc>
+        <w:tc>
+          <w:tcPr>
+            <w:shd w:fill="FFFFFF" w:val="clear"/>
+          </w:tcPr>
+          <w:p>
+            <w:pPr>
+              <w:pStyle w:val="Compact"/>
+            </w:pPr>
+          </w:p>
+        </w:tc>
+        <w:tc>
+          <w:tcPr>
+            <w:shd w:fill="FFFFFF" w:val="clear"/>
+          </w:tcPr>
+          <w:p>
+            <w:pPr>
+              <w:pStyle w:val="Compact"/>
+              <w:jc w:val="left"/>
+            </w:pPr>
+            <w:r>
+              <w:rPr>
+                <w:color w:val="1A1A1A"/>
+                <w:sz w:val="19"/>
+              </w:rPr>
               <w:t xml:space="preserve">Open / Closed</w:t>
             </w:r>
           </w:p>
@@ -2858,9 +4055,29 @@
     <w:bookmarkStart w:id="35" w:name="follow-up-and-warranty"/>
     <w:p>
       <w:pPr>
+        <w:pBdr>
+          <w:top w:val="single" w:sz="18" w:space="1" w:color="F5A623"/>
+          <w:bottom w:val="single" w:sz="6" w:space="1" w:color="0099CC"/>
+        </w:pBdr>
+        <w:spacing w:before="200" w:after="200"/>
+      </w:pPr>
+    </w:p>
+    <w:p>
+      <w:pPr>
         <w:pStyle w:val="Heading2"/>
-      </w:pPr>
-      <w:r>
+        <w:rPr>
+          <w:color w:val="0099CC"/>
+        </w:rPr>
+        <w:pBdr>
+          <w:bottom w:val="single" w:sz="6" w:space="2" w:color="00BFFF"/>
+        </w:pBdr>
+      </w:pPr>
+      <w:r>
+        <w:rPr>
+          <w:b/>
+          <w:color w:val="0099CC"/>
+          <w:sz w:val="32"/>
+        </w:rPr>
         <w:t xml:space="preserve">FOLLOW-UP AND WARRANTY</w:t>
       </w:r>
     </w:p>
@@ -2870,6 +4087,14 @@
         <w:tblW w:type="pct" w:w="5000"/>
         <w:tblLook w:firstRow="1" w:lastRow="0" w:firstColumn="0" w:lastColumn="0" w:noHBand="0" w:noVBand="0" w:val="0020"/>
         <w:jc w:val="start"/>
+        <w:tblBorders>
+          <w:top w:val="single" w:sz="4" w:space="0" w:color="B0D4E8"/>
+          <w:left w:val="single" w:sz="4" w:space="0" w:color="B0D4E8"/>
+          <w:bottom w:val="single" w:sz="4" w:space="0" w:color="B0D4E8"/>
+          <w:right w:val="single" w:sz="4" w:space="0" w:color="B0D4E8"/>
+          <w:insideH w:val="single" w:sz="4" w:space="0" w:color="B0D4E8"/>
+          <w:insideV w:val="single" w:sz="4" w:space="0" w:color="B0D4E8"/>
+        </w:tblBorders>
       </w:tblPr>
       <w:tblGrid>
         <w:gridCol w:w="3960"/>
@@ -2880,25 +4105,39 @@
           <w:tblHeader w:val="true"/>
         </w:trPr>
         <w:tc>
-          <w:tcPr/>
-          <w:p>
-            <w:pPr>
-              <w:pStyle w:val="Compact"/>
-              <w:jc w:val="left"/>
-            </w:pPr>
-            <w:r>
+          <w:tcPr>
+            <w:shd w:fill="0099CC" w:val="clear"/>
+          </w:tcPr>
+          <w:p>
+            <w:pPr>
+              <w:pStyle w:val="Compact"/>
+              <w:jc w:val="left"/>
+            </w:pPr>
+            <w:r>
+              <w:rPr>
+                <w:b/>
+                <w:color w:val="FFFFFF"/>
+                <w:sz w:val="20"/>
+              </w:rPr>
               <w:t xml:space="preserve">Field</w:t>
             </w:r>
           </w:p>
         </w:tc>
         <w:tc>
-          <w:tcPr/>
-          <w:p>
-            <w:pPr>
-              <w:pStyle w:val="Compact"/>
-              <w:jc w:val="left"/>
-            </w:pPr>
-            <w:r>
+          <w:tcPr>
+            <w:shd w:fill="0099CC" w:val="clear"/>
+          </w:tcPr>
+          <w:p>
+            <w:pPr>
+              <w:pStyle w:val="Compact"/>
+              <w:jc w:val="left"/>
+            </w:pPr>
+            <w:r>
+              <w:rPr>
+                <w:b/>
+                <w:color w:val="FFFFFF"/>
+                <w:sz w:val="20"/>
+              </w:rPr>
               <w:t xml:space="preserve">Details</w:t>
             </w:r>
           </w:p>
@@ -2906,7 +4145,9 @@
       </w:tr>
       <w:tr>
         <w:tc>
-          <w:tcPr/>
+          <w:tcPr>
+            <w:shd w:fill="FFFFFF" w:val="clear"/>
+          </w:tcPr>
           <w:p>
             <w:pPr>
               <w:pStyle w:val="Compact"/>
@@ -2916,19 +4157,27 @@
               <w:rPr>
                 <w:bCs/>
                 <w:b/>
+                <w:color w:val="1A1A1A"/>
+                <w:sz w:val="19"/>
               </w:rPr>
               <w:t xml:space="preserve">Next Service / Review Date:</w:t>
             </w:r>
           </w:p>
         </w:tc>
         <w:tc>
-          <w:tcPr/>
-          <w:p>
-            <w:pPr>
-              <w:pStyle w:val="Compact"/>
-              <w:jc w:val="left"/>
-            </w:pPr>
-            <w:r>
+          <w:tcPr>
+            <w:shd w:fill="FFFFFF" w:val="clear"/>
+          </w:tcPr>
+          <w:p>
+            <w:pPr>
+              <w:pStyle w:val="Compact"/>
+              <w:jc w:val="left"/>
+            </w:pPr>
+            <w:r>
+              <w:rPr>
+                <w:color w:val="1A1A1A"/>
+                <w:sz w:val="19"/>
+              </w:rPr>
               <w:t xml:space="preserve">______ / ______ / __________ (DD/MM/YYYY)</w:t>
             </w:r>
           </w:p>
@@ -2936,7 +4185,9 @@
       </w:tr>
       <w:tr>
         <w:tc>
-          <w:tcPr/>
+          <w:tcPr>
+            <w:shd w:fill="E8F8FF" w:val="clear"/>
+          </w:tcPr>
           <w:p>
             <w:pPr>
               <w:pStyle w:val="Compact"/>
@@ -2946,19 +4197,27 @@
               <w:rPr>
                 <w:bCs/>
                 <w:b/>
+                <w:color w:val="1A1A1A"/>
+                <w:sz w:val="19"/>
               </w:rPr>
               <w:t xml:space="preserve">Warranty on Work Performed:</w:t>
             </w:r>
           </w:p>
         </w:tc>
         <w:tc>
-          <w:tcPr/>
-          <w:p>
-            <w:pPr>
-              <w:pStyle w:val="Compact"/>
-              <w:jc w:val="left"/>
-            </w:pPr>
-            <w:r>
+          <w:tcPr>
+            <w:shd w:fill="E8F8FF" w:val="clear"/>
+          </w:tcPr>
+          <w:p>
+            <w:pPr>
+              <w:pStyle w:val="Compact"/>
+              <w:jc w:val="left"/>
+            </w:pPr>
+            <w:r>
+              <w:rPr>
+                <w:color w:val="1A1A1A"/>
+                <w:sz w:val="19"/>
+              </w:rPr>
               <w:t xml:space="preserve">__________ months</w:t>
             </w:r>
           </w:p>
@@ -2966,7 +4225,9 @@
       </w:tr>
       <w:tr>
         <w:tc>
-          <w:tcPr/>
+          <w:tcPr>
+            <w:shd w:fill="FFFFFF" w:val="clear"/>
+          </w:tcPr>
           <w:p>
             <w:pPr>
               <w:pStyle w:val="Compact"/>
@@ -2976,19 +4237,27 @@
               <w:rPr>
                 <w:bCs/>
                 <w:b/>
+                <w:color w:val="1A1A1A"/>
+                <w:sz w:val="19"/>
               </w:rPr>
               <w:t xml:space="preserve">Warranty Expiry Date:</w:t>
             </w:r>
           </w:p>
         </w:tc>
         <w:tc>
-          <w:tcPr/>
-          <w:p>
-            <w:pPr>
-              <w:pStyle w:val="Compact"/>
-              <w:jc w:val="left"/>
-            </w:pPr>
-            <w:r>
+          <w:tcPr>
+            <w:shd w:fill="FFFFFF" w:val="clear"/>
+          </w:tcPr>
+          <w:p>
+            <w:pPr>
+              <w:pStyle w:val="Compact"/>
+              <w:jc w:val="left"/>
+            </w:pPr>
+            <w:r>
+              <w:rPr>
+                <w:color w:val="1A1A1A"/>
+                <w:sz w:val="19"/>
+              </w:rPr>
               <w:t xml:space="preserve">______ / ______ / __________ (DD/MM/YYYY)</w:t>
             </w:r>
           </w:p>
@@ -2996,7 +4265,9 @@
       </w:tr>
       <w:tr>
         <w:tc>
-          <w:tcPr/>
+          <w:tcPr>
+            <w:shd w:fill="E8F8FF" w:val="clear"/>
+          </w:tcPr>
           <w:p>
             <w:pPr>
               <w:pStyle w:val="Compact"/>
@@ -3006,19 +4277,27 @@
               <w:rPr>
                 <w:bCs/>
                 <w:b/>
+                <w:color w:val="1A1A1A"/>
+                <w:sz w:val="19"/>
               </w:rPr>
               <w:t xml:space="preserve">Maintenance Schedule Provided to Client:</w:t>
             </w:r>
           </w:p>
         </w:tc>
         <w:tc>
-          <w:tcPr/>
-          <w:p>
-            <w:pPr>
-              <w:pStyle w:val="Compact"/>
-              <w:jc w:val="left"/>
-            </w:pPr>
-            <w:r>
+          <w:tcPr>
+            <w:shd w:fill="E8F8FF" w:val="clear"/>
+          </w:tcPr>
+          <w:p>
+            <w:pPr>
+              <w:pStyle w:val="Compact"/>
+              <w:jc w:val="left"/>
+            </w:pPr>
+            <w:r>
+              <w:rPr>
+                <w:color w:val="1A1A1A"/>
+                <w:sz w:val="19"/>
+              </w:rPr>
               <w:t xml:space="preserve">[ ] Yes [ ] No [ ] N/A</w:t>
             </w:r>
           </w:p>
@@ -3026,7 +4305,9 @@
       </w:tr>
       <w:tr>
         <w:tc>
-          <w:tcPr/>
+          <w:tcPr>
+            <w:shd w:fill="FFFFFF" w:val="clear"/>
+          </w:tcPr>
           <w:p>
             <w:pPr>
               <w:pStyle w:val="Compact"/>
@@ -3036,19 +4317,27 @@
               <w:rPr>
                 <w:bCs/>
                 <w:b/>
+                <w:color w:val="1A1A1A"/>
+                <w:sz w:val="19"/>
               </w:rPr>
               <w:t xml:space="preserve">Technical Documentation Updated:</w:t>
             </w:r>
           </w:p>
         </w:tc>
         <w:tc>
-          <w:tcPr/>
-          <w:p>
-            <w:pPr>
-              <w:pStyle w:val="Compact"/>
-              <w:jc w:val="left"/>
-            </w:pPr>
-            <w:r>
+          <w:tcPr>
+            <w:shd w:fill="FFFFFF" w:val="clear"/>
+          </w:tcPr>
+          <w:p>
+            <w:pPr>
+              <w:pStyle w:val="Compact"/>
+              <w:jc w:val="left"/>
+            </w:pPr>
+            <w:r>
+              <w:rPr>
+                <w:color w:val="1A1A1A"/>
+                <w:sz w:val="19"/>
+              </w:rPr>
               <w:t xml:space="preserve">[ ] Yes [ ] No</w:t>
             </w:r>
           </w:p>
@@ -3066,9 +4355,29 @@
     <w:bookmarkStart w:id="36" w:name="signatures"/>
     <w:p>
       <w:pPr>
+        <w:pBdr>
+          <w:top w:val="single" w:sz="18" w:space="1" w:color="F5A623"/>
+          <w:bottom w:val="single" w:sz="6" w:space="1" w:color="0099CC"/>
+        </w:pBdr>
+        <w:spacing w:before="200" w:after="200"/>
+      </w:pPr>
+    </w:p>
+    <w:p>
+      <w:pPr>
         <w:pStyle w:val="Heading2"/>
-      </w:pPr>
-      <w:r>
+        <w:rPr>
+          <w:color w:val="0099CC"/>
+        </w:rPr>
+        <w:pBdr>
+          <w:bottom w:val="single" w:sz="6" w:space="2" w:color="00BFFF"/>
+        </w:pBdr>
+      </w:pPr>
+      <w:r>
+        <w:rPr>
+          <w:b/>
+          <w:color w:val="0099CC"/>
+          <w:sz w:val="32"/>
+        </w:rPr>
         <w:t xml:space="preserve">SIGNATURES</w:t>
       </w:r>
     </w:p>
@@ -3078,6 +4387,14 @@
         <w:tblW w:type="pct" w:w="5000"/>
         <w:tblLook w:firstRow="1" w:lastRow="0" w:firstColumn="0" w:lastColumn="0" w:noHBand="0" w:noVBand="0" w:val="0020"/>
         <w:jc w:val="start"/>
+        <w:tblBorders>
+          <w:top w:val="single" w:sz="4" w:space="0" w:color="B0D4E8"/>
+          <w:left w:val="single" w:sz="4" w:space="0" w:color="B0D4E8"/>
+          <w:bottom w:val="single" w:sz="4" w:space="0" w:color="B0D4E8"/>
+          <w:right w:val="single" w:sz="4" w:space="0" w:color="B0D4E8"/>
+          <w:insideH w:val="single" w:sz="4" w:space="0" w:color="B0D4E8"/>
+          <w:insideV w:val="single" w:sz="4" w:space="0" w:color="B0D4E8"/>
+        </w:tblBorders>
       </w:tblPr>
       <w:tblGrid>
         <w:gridCol w:w="1980"/>
@@ -3090,49 +4407,77 @@
           <w:tblHeader w:val="true"/>
         </w:trPr>
         <w:tc>
-          <w:tcPr/>
-          <w:p>
-            <w:pPr>
-              <w:pStyle w:val="Compact"/>
-              <w:jc w:val="left"/>
-            </w:pPr>
-            <w:r>
+          <w:tcPr>
+            <w:shd w:fill="0099CC" w:val="clear"/>
+          </w:tcPr>
+          <w:p>
+            <w:pPr>
+              <w:pStyle w:val="Compact"/>
+              <w:jc w:val="left"/>
+            </w:pPr>
+            <w:r>
+              <w:rPr>
+                <w:b/>
+                <w:color w:val="FFFFFF"/>
+                <w:sz w:val="20"/>
+              </w:rPr>
               <w:t xml:space="preserve">Role</w:t>
             </w:r>
           </w:p>
         </w:tc>
         <w:tc>
-          <w:tcPr/>
-          <w:p>
-            <w:pPr>
-              <w:pStyle w:val="Compact"/>
-              <w:jc w:val="left"/>
-            </w:pPr>
-            <w:r>
+          <w:tcPr>
+            <w:shd w:fill="0099CC" w:val="clear"/>
+          </w:tcPr>
+          <w:p>
+            <w:pPr>
+              <w:pStyle w:val="Compact"/>
+              <w:jc w:val="left"/>
+            </w:pPr>
+            <w:r>
+              <w:rPr>
+                <w:b/>
+                <w:color w:val="FFFFFF"/>
+                <w:sz w:val="20"/>
+              </w:rPr>
               <w:t xml:space="preserve">Name</w:t>
             </w:r>
           </w:p>
         </w:tc>
         <w:tc>
-          <w:tcPr/>
-          <w:p>
-            <w:pPr>
-              <w:pStyle w:val="Compact"/>
-              <w:jc w:val="left"/>
-            </w:pPr>
-            <w:r>
+          <w:tcPr>
+            <w:shd w:fill="0099CC" w:val="clear"/>
+          </w:tcPr>
+          <w:p>
+            <w:pPr>
+              <w:pStyle w:val="Compact"/>
+              <w:jc w:val="left"/>
+            </w:pPr>
+            <w:r>
+              <w:rPr>
+                <w:b/>
+                <w:color w:val="FFFFFF"/>
+                <w:sz w:val="20"/>
+              </w:rPr>
               <w:t xml:space="preserve">Signature</w:t>
             </w:r>
           </w:p>
         </w:tc>
         <w:tc>
-          <w:tcPr/>
-          <w:p>
-            <w:pPr>
-              <w:pStyle w:val="Compact"/>
-              <w:jc w:val="left"/>
-            </w:pPr>
-            <w:r>
+          <w:tcPr>
+            <w:shd w:fill="0099CC" w:val="clear"/>
+          </w:tcPr>
+          <w:p>
+            <w:pPr>
+              <w:pStyle w:val="Compact"/>
+              <w:jc w:val="left"/>
+            </w:pPr>
+            <w:r>
+              <w:rPr>
+                <w:b/>
+                <w:color w:val="FFFFFF"/>
+                <w:sz w:val="20"/>
+              </w:rPr>
               <w:t xml:space="preserve">Date</w:t>
             </w:r>
           </w:p>
@@ -3140,7 +4485,9 @@
       </w:tr>
       <w:tr>
         <w:tc>
-          <w:tcPr/>
+          <w:tcPr>
+            <w:shd w:fill="FFFFFF" w:val="clear"/>
+          </w:tcPr>
           <w:p>
             <w:pPr>
               <w:pStyle w:val="Compact"/>
@@ -3150,43 +4497,63 @@
               <w:rPr>
                 <w:bCs/>
                 <w:b/>
+                <w:color w:val="1A1A1A"/>
+                <w:sz w:val="19"/>
               </w:rPr>
               <w:t xml:space="preserve">Technician/Team Lead:</w:t>
             </w:r>
           </w:p>
         </w:tc>
         <w:tc>
-          <w:tcPr/>
-          <w:p>
-            <w:pPr>
-              <w:pStyle w:val="Compact"/>
-              <w:jc w:val="left"/>
-            </w:pPr>
-            <w:r>
+          <w:tcPr>
+            <w:shd w:fill="FFFFFF" w:val="clear"/>
+          </w:tcPr>
+          <w:p>
+            <w:pPr>
+              <w:pStyle w:val="Compact"/>
+              <w:jc w:val="left"/>
+            </w:pPr>
+            <w:r>
+              <w:rPr>
+                <w:color w:val="1A1A1A"/>
+                <w:sz w:val="19"/>
+              </w:rPr>
               <w:t xml:space="preserve">__________________</w:t>
             </w:r>
           </w:p>
         </w:tc>
         <w:tc>
-          <w:tcPr/>
-          <w:p>
-            <w:pPr>
-              <w:pStyle w:val="Compact"/>
-              <w:jc w:val="left"/>
-            </w:pPr>
-            <w:r>
+          <w:tcPr>
+            <w:shd w:fill="FFFFFF" w:val="clear"/>
+          </w:tcPr>
+          <w:p>
+            <w:pPr>
+              <w:pStyle w:val="Compact"/>
+              <w:jc w:val="left"/>
+            </w:pPr>
+            <w:r>
+              <w:rPr>
+                <w:color w:val="1A1A1A"/>
+                <w:sz w:val="19"/>
+              </w:rPr>
               <w:t xml:space="preserve">__________________</w:t>
             </w:r>
           </w:p>
         </w:tc>
         <w:tc>
-          <w:tcPr/>
-          <w:p>
-            <w:pPr>
-              <w:pStyle w:val="Compact"/>
-              <w:jc w:val="left"/>
-            </w:pPr>
-            <w:r>
+          <w:tcPr>
+            <w:shd w:fill="FFFFFF" w:val="clear"/>
+          </w:tcPr>
+          <w:p>
+            <w:pPr>
+              <w:pStyle w:val="Compact"/>
+              <w:jc w:val="left"/>
+            </w:pPr>
+            <w:r>
+              <w:rPr>
+                <w:color w:val="1A1A1A"/>
+                <w:sz w:val="19"/>
+              </w:rPr>
               <w:t xml:space="preserve">____/____/________</w:t>
             </w:r>
           </w:p>
@@ -3194,7 +4561,9 @@
       </w:tr>
       <w:tr>
         <w:tc>
-          <w:tcPr/>
+          <w:tcPr>
+            <w:shd w:fill="E8F8FF" w:val="clear"/>
+          </w:tcPr>
           <w:p>
             <w:pPr>
               <w:pStyle w:val="Compact"/>
@@ -3204,43 +4573,63 @@
               <w:rPr>
                 <w:bCs/>
                 <w:b/>
+                <w:color w:val="1A1A1A"/>
+                <w:sz w:val="19"/>
               </w:rPr>
               <w:t xml:space="preserve">Supervisor/Project Manager:</w:t>
             </w:r>
           </w:p>
         </w:tc>
         <w:tc>
-          <w:tcPr/>
-          <w:p>
-            <w:pPr>
-              <w:pStyle w:val="Compact"/>
-              <w:jc w:val="left"/>
-            </w:pPr>
-            <w:r>
+          <w:tcPr>
+            <w:shd w:fill="E8F8FF" w:val="clear"/>
+          </w:tcPr>
+          <w:p>
+            <w:pPr>
+              <w:pStyle w:val="Compact"/>
+              <w:jc w:val="left"/>
+            </w:pPr>
+            <w:r>
+              <w:rPr>
+                <w:color w:val="1A1A1A"/>
+                <w:sz w:val="19"/>
+              </w:rPr>
               <w:t xml:space="preserve">__________________</w:t>
             </w:r>
           </w:p>
         </w:tc>
         <w:tc>
-          <w:tcPr/>
-          <w:p>
-            <w:pPr>
-              <w:pStyle w:val="Compact"/>
-              <w:jc w:val="left"/>
-            </w:pPr>
-            <w:r>
+          <w:tcPr>
+            <w:shd w:fill="E8F8FF" w:val="clear"/>
+          </w:tcPr>
+          <w:p>
+            <w:pPr>
+              <w:pStyle w:val="Compact"/>
+              <w:jc w:val="left"/>
+            </w:pPr>
+            <w:r>
+              <w:rPr>
+                <w:color w:val="1A1A1A"/>
+                <w:sz w:val="19"/>
+              </w:rPr>
               <w:t xml:space="preserve">__________________</w:t>
             </w:r>
           </w:p>
         </w:tc>
         <w:tc>
-          <w:tcPr/>
-          <w:p>
-            <w:pPr>
-              <w:pStyle w:val="Compact"/>
-              <w:jc w:val="left"/>
-            </w:pPr>
-            <w:r>
+          <w:tcPr>
+            <w:shd w:fill="E8F8FF" w:val="clear"/>
+          </w:tcPr>
+          <w:p>
+            <w:pPr>
+              <w:pStyle w:val="Compact"/>
+              <w:jc w:val="left"/>
+            </w:pPr>
+            <w:r>
+              <w:rPr>
+                <w:color w:val="1A1A1A"/>
+                <w:sz w:val="19"/>
+              </w:rPr>
               <w:t xml:space="preserve">____/____/________</w:t>
             </w:r>
           </w:p>
@@ -3248,7 +4637,9 @@
       </w:tr>
       <w:tr>
         <w:tc>
-          <w:tcPr/>
+          <w:tcPr>
+            <w:shd w:fill="FFFFFF" w:val="clear"/>
+          </w:tcPr>
           <w:p>
             <w:pPr>
               <w:pStyle w:val="Compact"/>
@@ -3258,43 +4649,63 @@
               <w:rPr>
                 <w:bCs/>
                 <w:b/>
+                <w:color w:val="1A1A1A"/>
+                <w:sz w:val="19"/>
               </w:rPr>
               <w:t xml:space="preserve">Client Representative:</w:t>
             </w:r>
           </w:p>
         </w:tc>
         <w:tc>
-          <w:tcPr/>
-          <w:p>
-            <w:pPr>
-              <w:pStyle w:val="Compact"/>
-              <w:jc w:val="left"/>
-            </w:pPr>
-            <w:r>
+          <w:tcPr>
+            <w:shd w:fill="FFFFFF" w:val="clear"/>
+          </w:tcPr>
+          <w:p>
+            <w:pPr>
+              <w:pStyle w:val="Compact"/>
+              <w:jc w:val="left"/>
+            </w:pPr>
+            <w:r>
+              <w:rPr>
+                <w:color w:val="1A1A1A"/>
+                <w:sz w:val="19"/>
+              </w:rPr>
               <w:t xml:space="preserve">__________________</w:t>
             </w:r>
           </w:p>
         </w:tc>
         <w:tc>
-          <w:tcPr/>
-          <w:p>
-            <w:pPr>
-              <w:pStyle w:val="Compact"/>
-              <w:jc w:val="left"/>
-            </w:pPr>
-            <w:r>
+          <w:tcPr>
+            <w:shd w:fill="FFFFFF" w:val="clear"/>
+          </w:tcPr>
+          <w:p>
+            <w:pPr>
+              <w:pStyle w:val="Compact"/>
+              <w:jc w:val="left"/>
+            </w:pPr>
+            <w:r>
+              <w:rPr>
+                <w:color w:val="1A1A1A"/>
+                <w:sz w:val="19"/>
+              </w:rPr>
               <w:t xml:space="preserve">__________________</w:t>
             </w:r>
           </w:p>
         </w:tc>
         <w:tc>
-          <w:tcPr/>
-          <w:p>
-            <w:pPr>
-              <w:pStyle w:val="Compact"/>
-              <w:jc w:val="left"/>
-            </w:pPr>
-            <w:r>
+          <w:tcPr>
+            <w:shd w:fill="FFFFFF" w:val="clear"/>
+          </w:tcPr>
+          <w:p>
+            <w:pPr>
+              <w:pStyle w:val="Compact"/>
+              <w:jc w:val="left"/>
+            </w:pPr>
+            <w:r>
+              <w:rPr>
+                <w:color w:val="1A1A1A"/>
+                <w:sz w:val="19"/>
+              </w:rPr>
               <w:t xml:space="preserve">____/____/________</w:t>
             </w:r>
           </w:p>
@@ -3358,6 +4769,29 @@
         <w:right w:val="single" w:sz="18" w:space="24" w:color="E08A00"/>
       </w:pgBorders>
     </w:sectPr>
+    <w:p>
+      <w:pPr>
+        <w:pBdr>
+          <w:top w:val="single" w:sz="36" w:space="1" w:color="F5A623"/>
+          <w:bottom w:val="single" w:sz="12" w:space="0" w:color="00BFFF"/>
+        </w:pBdr>
+        <w:spacing w:before="300" w:after="0"/>
+      </w:pPr>
+    </w:p>
+    <w:p>
+      <w:pPr>
+        <w:jc w:val="center"/>
+        <w:spacing w:before="60" w:after="0"/>
+      </w:pPr>
+      <w:r>
+        <w:rPr>
+          <w:color w:val="0099CC"/>
+          <w:sz w:val="16"/>
+          <w:szCs w:val="16"/>
+        </w:rPr>
+        <w:t xml:space="preserve">PECH Group Holdings Ltd  |  Lagos, Nigeria  |  pechgroupholdings.tech</w:t>
+      </w:r>
+    </w:p>
   </w:body>
 </w:document>
 </file>

--- a/business_documents/PECH_JOB_COMPLETION_REPORT.docx
+++ b/business_documents/PECH_JOB_COMPLETION_REPORT.docx
@@ -58,71 +58,34 @@
         <w:spacing w:after="0"/>
       </w:pPr>
     </w:p>
-    <w:bookmarkStart w:id="37" w:name="pech-group-holdings-ltd"/>
-    <w:p>
-      <w:pPr>
-        <w:pStyle w:val="Heading1"/>
-        <w:rPr>
-          <w:color w:val="0099CC"/>
-        </w:rPr>
-        <w:pBdr>
-          <w:bottom w:val="single" w:sz="18" w:space="2" w:color="F5A623"/>
-        </w:pBdr>
-      </w:pPr>
-      <w:r>
-        <w:rPr>
-          <w:b/>
-          <w:color w:val="0099CC"/>
-          <w:sz w:val="44"/>
-        </w:rPr>
-        <w:t xml:space="preserve">PECH GROUP HOLDINGS LTD</w:t>
-      </w:r>
-    </w:p>
-    <w:bookmarkStart w:id="22" w:name="job-completion-report"/>
-    <w:p>
-      <w:pPr>
-        <w:pBdr>
-          <w:top w:val="single" w:sz="18" w:space="1" w:color="F5A623"/>
-          <w:bottom w:val="single" w:sz="6" w:space="1" w:color="0099CC"/>
-        </w:pBdr>
-        <w:spacing w:before="200" w:after="200"/>
-      </w:pPr>
-    </w:p>
-    <w:p>
-      <w:pPr>
-        <w:pStyle w:val="Heading2"/>
-        <w:rPr>
-          <w:color w:val="0099CC"/>
-        </w:rPr>
-        <w:pBdr>
-          <w:bottom w:val="single" w:sz="6" w:space="2" w:color="00BFFF"/>
-        </w:pBdr>
-      </w:pPr>
-      <w:r>
-        <w:rPr>
-          <w:b/>
-          <w:color w:val="0099CC"/>
-          <w:sz w:val="32"/>
-        </w:rPr>
+    <w:p>
+      <w:pPr>
+        <w:pStyle w:val="FirstParagraph"/>
+      </w:pPr>
+      <w:r>
+        <w:t xml:space="preserve">✅</w:t>
+      </w:r>
+    </w:p>
+    <w:p>
+      <w:pPr>
+        <w:pStyle w:val="BodyText"/>
+      </w:pPr>
+      <w:r>
         <w:t xml:space="preserve">JOB COMPLETION REPORT</w:t>
       </w:r>
     </w:p>
-    <w:bookmarkStart w:id="21" w:name="confidential"/>
-    <w:p>
-      <w:pPr>
-        <w:pStyle w:val="Heading3"/>
-        <w:rPr>
-          <w:color w:val="E08A00"/>
-        </w:rPr>
-      </w:pPr>
-      <w:r>
-        <w:rPr>
-          <w:b/>
-          <w:color w:val="E08A00"/>
-          <w:sz w:val="26"/>
-        </w:rPr>
-        <w:t xml:space="preserve">CONFIDENTIAL</w:t>
-      </w:r>
+    <w:p>
+      <w:pPr>
+        <w:pStyle w:val="BodyText"/>
+      </w:pPr>
+      <w:r>
+        <w:t xml:space="preserve"> </w:t>
+      </w:r>
+    </w:p>
+    <w:p>
+      <w:pPr>
+        <w:pStyle w:val="BodyText"/>
+      </w:pPr>
     </w:p>
     <w:p>
       <w:r>
@@ -131,51 +94,7 @@
         </w:pict>
       </w:r>
     </w:p>
-    <w:p>
-      <w:pPr>
-        <w:pStyle w:val="FirstParagraph"/>
-      </w:pPr>
-      <w:r>
-        <w:rPr>
-          <w:bCs/>
-          <w:b/>
-        </w:rPr>
-        <w:t xml:space="preserve">PECH Group Holdings Ltd</w:t>
-      </w:r>
-      <w:r>
-        <w:t xml:space="preserve"> </w:t>
-      </w:r>
-      <w:r>
-        <w:t xml:space="preserve">Lagos, Nigeria</w:t>
-      </w:r>
-      <w:r>
-        <w:t xml:space="preserve"> </w:t>
-      </w:r>
-      <w:r>
-        <w:t xml:space="preserve">Website:</w:t>
-      </w:r>
-      <w:r>
-        <w:t xml:space="preserve"> </w:t>
-      </w:r>
-      <w:hyperlink r:id="rId20">
-        <w:r>
-          <w:rPr>
-            <w:rStyle w:val="Hyperlink"/>
-          </w:rPr>
-          <w:t xml:space="preserve">pechgroupholdings.tech</w:t>
-        </w:r>
-      </w:hyperlink>
-    </w:p>
-    <w:p>
-      <w:r>
-        <w:pict>
-          <v:rect style="width:0;height:1.5pt" o:hralign="center" o:hrstd="t" o:hr="t"/>
-        </w:pict>
-      </w:r>
-    </w:p>
-    <w:bookmarkEnd w:id="21"/>
-    <w:bookmarkEnd w:id="22"/>
-    <w:bookmarkStart w:id="23" w:name="report-details"/>
+    <w:bookmarkStart w:id="20" w:name="report-details"/>
     <w:p>
       <w:pPr>
         <w:pBdr>
@@ -434,8 +353,8 @@
         </w:pict>
       </w:r>
     </w:p>
-    <w:bookmarkEnd w:id="23"/>
-    <w:bookmarkStart w:id="24" w:name="client-project-information"/>
+    <w:bookmarkEnd w:id="20"/>
+    <w:bookmarkStart w:id="21" w:name="client-project-information"/>
     <w:p>
       <w:pPr>
         <w:pBdr>
@@ -814,8 +733,8 @@
         </w:pict>
       </w:r>
     </w:p>
-    <w:bookmarkEnd w:id="24"/>
-    <w:bookmarkStart w:id="25" w:name="work-timeline"/>
+    <w:bookmarkEnd w:id="21"/>
+    <w:bookmarkStart w:id="22" w:name="work-timeline"/>
     <w:p>
       <w:pPr>
         <w:pBdr>
@@ -1074,8 +993,8 @@
         </w:pict>
       </w:r>
     </w:p>
-    <w:bookmarkEnd w:id="25"/>
-    <w:bookmarkStart w:id="26" w:name="scope-of-work"/>
+    <w:bookmarkEnd w:id="22"/>
+    <w:bookmarkStart w:id="23" w:name="scope-of-work"/>
     <w:p>
       <w:pPr>
         <w:pBdr>
@@ -1203,8 +1122,8 @@
         </w:pict>
       </w:r>
     </w:p>
-    <w:bookmarkEnd w:id="26"/>
-    <w:bookmarkStart w:id="27" w:name="materials-parts-used"/>
+    <w:bookmarkEnd w:id="23"/>
+    <w:bookmarkStart w:id="24" w:name="materials-parts-used"/>
     <w:p>
       <w:pPr>
         <w:pBdr>
@@ -1798,8 +1717,8 @@
         </w:pict>
       </w:r>
     </w:p>
-    <w:bookmarkEnd w:id="27"/>
-    <w:bookmarkStart w:id="28" w:name="labor-hours-breakdown"/>
+    <w:bookmarkEnd w:id="24"/>
+    <w:bookmarkStart w:id="25" w:name="labor-hours-breakdown"/>
     <w:p>
       <w:pPr>
         <w:pBdr>
@@ -2253,8 +2172,8 @@
         </w:pict>
       </w:r>
     </w:p>
-    <w:bookmarkEnd w:id="28"/>
-    <w:bookmarkStart w:id="29" w:name="cost-summary"/>
+    <w:bookmarkEnd w:id="25"/>
+    <w:bookmarkStart w:id="26" w:name="cost-summary"/>
     <w:p>
       <w:pPr>
         <w:pBdr>
@@ -2645,8 +2564,8 @@
         </w:pict>
       </w:r>
     </w:p>
-    <w:bookmarkEnd w:id="29"/>
-    <w:bookmarkStart w:id="30" w:name="issues-encountered-and-resolutions"/>
+    <w:bookmarkEnd w:id="26"/>
+    <w:bookmarkStart w:id="27" w:name="issues-encountered-and-resolutions"/>
     <w:p>
       <w:pPr>
         <w:pBdr>
@@ -3009,8 +2928,8 @@
         </w:pict>
       </w:r>
     </w:p>
-    <w:bookmarkEnd w:id="30"/>
-    <w:bookmarkStart w:id="31" w:name="before-and-after-condition"/>
+    <w:bookmarkEnd w:id="27"/>
+    <w:bookmarkStart w:id="28" w:name="before-and-after-condition"/>
     <w:p>
       <w:pPr>
         <w:pBdr>
@@ -3116,8 +3035,8 @@
         </w:pict>
       </w:r>
     </w:p>
-    <w:bookmarkEnd w:id="31"/>
-    <w:bookmarkStart w:id="32" w:name="recommendations"/>
+    <w:bookmarkEnd w:id="28"/>
+    <w:bookmarkStart w:id="29" w:name="recommendations"/>
     <w:p>
       <w:pPr>
         <w:pBdr>
@@ -3231,8 +3150,8 @@
         </w:pict>
       </w:r>
     </w:p>
-    <w:bookmarkEnd w:id="32"/>
-    <w:bookmarkStart w:id="33" w:name="client-feedback-satisfaction"/>
+    <w:bookmarkEnd w:id="29"/>
+    <w:bookmarkStart w:id="30" w:name="client-feedback-satisfaction"/>
     <w:p>
       <w:pPr>
         <w:pBdr>
@@ -3589,8 +3508,8 @@
         </w:pict>
       </w:r>
     </w:p>
-    <w:bookmarkEnd w:id="33"/>
-    <w:bookmarkStart w:id="34" w:name="outstanding-items-punch-list"/>
+    <w:bookmarkEnd w:id="30"/>
+    <w:bookmarkStart w:id="31" w:name="outstanding-items-punch-list"/>
     <w:p>
       <w:pPr>
         <w:pBdr>
@@ -4051,8 +3970,8 @@
         </w:pict>
       </w:r>
     </w:p>
-    <w:bookmarkEnd w:id="34"/>
-    <w:bookmarkStart w:id="35" w:name="follow-up-and-warranty"/>
+    <w:bookmarkEnd w:id="31"/>
+    <w:bookmarkStart w:id="32" w:name="follow-up-and-warranty"/>
     <w:p>
       <w:pPr>
         <w:pBdr>
@@ -4351,8 +4270,8 @@
         </w:pict>
       </w:r>
     </w:p>
-    <w:bookmarkEnd w:id="35"/>
-    <w:bookmarkStart w:id="36" w:name="signatures"/>
+    <w:bookmarkEnd w:id="32"/>
+    <w:bookmarkStart w:id="33" w:name="signatures"/>
     <w:p>
       <w:pPr>
         <w:pBdr>
@@ -4759,16 +4678,8 @@
         <w:t xml:space="preserve">Technology &amp; Infrastructure Enablers for People</w:t>
       </w:r>
     </w:p>
-    <w:bookmarkEnd w:id="36"/>
-    <w:bookmarkEnd w:id="37"/>
-    <w:sectPr>
-      <w:pgBorders w:offsetFrom="page">
-        <w:top w:val="single" w:sz="18" w:space="24" w:color="00BFFF"/>
-        <w:left w:val="single" w:sz="18" w:space="24" w:color="0099CC"/>
-        <w:bottom w:val="single" w:sz="18" w:space="24" w:color="F5A623"/>
-        <w:right w:val="single" w:sz="18" w:space="24" w:color="E08A00"/>
-      </w:pgBorders>
-    </w:sectPr>
+    <w:bookmarkEnd w:id="33"/>
+    <w:sectPr/>
     <w:p>
       <w:pPr>
         <w:pBdr>
